--- a/docx_resources/Вечірня-Утреня/tmp_тропарі_святкові/тропарі-святкові-04-НЮ.docx
+++ b/docx_resources/Вечірня-Утреня/tmp_тропарі_святкові/тропарі-святкові-04-НЮ.docx
@@ -105,14 +105,425 @@
         </w:rPr>
         <w:t xml:space="preserve">): </w:t>
       </w:r>
-      <w:r>
-        <w:rPr>
-          <w:rFonts w:ascii="Times New Roman" w:eastAsia="Times New Roman" w:hAnsi="Times New Roman" w:cs="Times New Roman"/>
-          <w:color w:val="000000"/>
-          <w:sz w:val="24"/>
-          <w:szCs w:val="24"/>
-        </w:rPr>
-        <w:t>Благоо́бразний Йо́сиф, з дре́ва зня́вши пречи́сте ті́ло Твоє́,* плащани́цею чи́стою обви́в і, арома́тами покри́вши, у гро́бі нові́м положи́в;* та по трьох днях воскре́с єси́, Го́споди,* дару́ючи сві́тові вели́ку ми́лість.</w:t>
+      <w:proofErr w:type="spellStart"/>
+      <w:r>
+        <w:rPr>
+          <w:rFonts w:ascii="Times New Roman" w:eastAsia="Times New Roman" w:hAnsi="Times New Roman" w:cs="Times New Roman"/>
+          <w:color w:val="000000"/>
+          <w:sz w:val="24"/>
+          <w:szCs w:val="24"/>
+        </w:rPr>
+        <w:t>Благоо́бразний</w:t>
+      </w:r>
+      <w:proofErr w:type="spellEnd"/>
+      <w:r>
+        <w:rPr>
+          <w:rFonts w:ascii="Times New Roman" w:eastAsia="Times New Roman" w:hAnsi="Times New Roman" w:cs="Times New Roman"/>
+          <w:color w:val="000000"/>
+          <w:sz w:val="24"/>
+          <w:szCs w:val="24"/>
+        </w:rPr>
+        <w:t xml:space="preserve"> </w:t>
+      </w:r>
+      <w:proofErr w:type="spellStart"/>
+      <w:r>
+        <w:rPr>
+          <w:rFonts w:ascii="Times New Roman" w:eastAsia="Times New Roman" w:hAnsi="Times New Roman" w:cs="Times New Roman"/>
+          <w:color w:val="000000"/>
+          <w:sz w:val="24"/>
+          <w:szCs w:val="24"/>
+        </w:rPr>
+        <w:t>Йо́сиф</w:t>
+      </w:r>
+      <w:proofErr w:type="spellEnd"/>
+      <w:r>
+        <w:rPr>
+          <w:rFonts w:ascii="Times New Roman" w:eastAsia="Times New Roman" w:hAnsi="Times New Roman" w:cs="Times New Roman"/>
+          <w:color w:val="000000"/>
+          <w:sz w:val="24"/>
+          <w:szCs w:val="24"/>
+        </w:rPr>
+        <w:t xml:space="preserve">, з </w:t>
+      </w:r>
+      <w:proofErr w:type="spellStart"/>
+      <w:r>
+        <w:rPr>
+          <w:rFonts w:ascii="Times New Roman" w:eastAsia="Times New Roman" w:hAnsi="Times New Roman" w:cs="Times New Roman"/>
+          <w:color w:val="000000"/>
+          <w:sz w:val="24"/>
+          <w:szCs w:val="24"/>
+        </w:rPr>
+        <w:t>дре́ва</w:t>
+      </w:r>
+      <w:proofErr w:type="spellEnd"/>
+      <w:r>
+        <w:rPr>
+          <w:rFonts w:ascii="Times New Roman" w:eastAsia="Times New Roman" w:hAnsi="Times New Roman" w:cs="Times New Roman"/>
+          <w:color w:val="000000"/>
+          <w:sz w:val="24"/>
+          <w:szCs w:val="24"/>
+        </w:rPr>
+        <w:t xml:space="preserve"> </w:t>
+      </w:r>
+      <w:proofErr w:type="spellStart"/>
+      <w:r>
+        <w:rPr>
+          <w:rFonts w:ascii="Times New Roman" w:eastAsia="Times New Roman" w:hAnsi="Times New Roman" w:cs="Times New Roman"/>
+          <w:color w:val="000000"/>
+          <w:sz w:val="24"/>
+          <w:szCs w:val="24"/>
+        </w:rPr>
+        <w:t>зня́вши</w:t>
+      </w:r>
+      <w:proofErr w:type="spellEnd"/>
+      <w:r>
+        <w:rPr>
+          <w:rFonts w:ascii="Times New Roman" w:eastAsia="Times New Roman" w:hAnsi="Times New Roman" w:cs="Times New Roman"/>
+          <w:color w:val="000000"/>
+          <w:sz w:val="24"/>
+          <w:szCs w:val="24"/>
+        </w:rPr>
+        <w:t xml:space="preserve"> </w:t>
+      </w:r>
+      <w:proofErr w:type="spellStart"/>
+      <w:r>
+        <w:rPr>
+          <w:rFonts w:ascii="Times New Roman" w:eastAsia="Times New Roman" w:hAnsi="Times New Roman" w:cs="Times New Roman"/>
+          <w:color w:val="000000"/>
+          <w:sz w:val="24"/>
+          <w:szCs w:val="24"/>
+        </w:rPr>
+        <w:t>пречи́сте</w:t>
+      </w:r>
+      <w:proofErr w:type="spellEnd"/>
+      <w:r>
+        <w:rPr>
+          <w:rFonts w:ascii="Times New Roman" w:eastAsia="Times New Roman" w:hAnsi="Times New Roman" w:cs="Times New Roman"/>
+          <w:color w:val="000000"/>
+          <w:sz w:val="24"/>
+          <w:szCs w:val="24"/>
+        </w:rPr>
+        <w:t xml:space="preserve"> </w:t>
+      </w:r>
+      <w:proofErr w:type="spellStart"/>
+      <w:r>
+        <w:rPr>
+          <w:rFonts w:ascii="Times New Roman" w:eastAsia="Times New Roman" w:hAnsi="Times New Roman" w:cs="Times New Roman"/>
+          <w:color w:val="000000"/>
+          <w:sz w:val="24"/>
+          <w:szCs w:val="24"/>
+        </w:rPr>
+        <w:t>ті́ло</w:t>
+      </w:r>
+      <w:proofErr w:type="spellEnd"/>
+      <w:r>
+        <w:rPr>
+          <w:rFonts w:ascii="Times New Roman" w:eastAsia="Times New Roman" w:hAnsi="Times New Roman" w:cs="Times New Roman"/>
+          <w:color w:val="000000"/>
+          <w:sz w:val="24"/>
+          <w:szCs w:val="24"/>
+        </w:rPr>
+        <w:t xml:space="preserve"> </w:t>
+      </w:r>
+      <w:proofErr w:type="gramStart"/>
+      <w:r>
+        <w:rPr>
+          <w:rFonts w:ascii="Times New Roman" w:eastAsia="Times New Roman" w:hAnsi="Times New Roman" w:cs="Times New Roman"/>
+          <w:color w:val="000000"/>
+          <w:sz w:val="24"/>
+          <w:szCs w:val="24"/>
+        </w:rPr>
+        <w:t>Твоє́,*</w:t>
+      </w:r>
+      <w:proofErr w:type="gramEnd"/>
+      <w:r>
+        <w:rPr>
+          <w:rFonts w:ascii="Times New Roman" w:eastAsia="Times New Roman" w:hAnsi="Times New Roman" w:cs="Times New Roman"/>
+          <w:color w:val="000000"/>
+          <w:sz w:val="24"/>
+          <w:szCs w:val="24"/>
+        </w:rPr>
+        <w:t xml:space="preserve"> </w:t>
+      </w:r>
+      <w:proofErr w:type="spellStart"/>
+      <w:r>
+        <w:rPr>
+          <w:rFonts w:ascii="Times New Roman" w:eastAsia="Times New Roman" w:hAnsi="Times New Roman" w:cs="Times New Roman"/>
+          <w:color w:val="000000"/>
+          <w:sz w:val="24"/>
+          <w:szCs w:val="24"/>
+        </w:rPr>
+        <w:t>плащани́цею</w:t>
+      </w:r>
+      <w:proofErr w:type="spellEnd"/>
+      <w:r>
+        <w:rPr>
+          <w:rFonts w:ascii="Times New Roman" w:eastAsia="Times New Roman" w:hAnsi="Times New Roman" w:cs="Times New Roman"/>
+          <w:color w:val="000000"/>
+          <w:sz w:val="24"/>
+          <w:szCs w:val="24"/>
+        </w:rPr>
+        <w:t xml:space="preserve"> </w:t>
+      </w:r>
+      <w:proofErr w:type="spellStart"/>
+      <w:r>
+        <w:rPr>
+          <w:rFonts w:ascii="Times New Roman" w:eastAsia="Times New Roman" w:hAnsi="Times New Roman" w:cs="Times New Roman"/>
+          <w:color w:val="000000"/>
+          <w:sz w:val="24"/>
+          <w:szCs w:val="24"/>
+        </w:rPr>
+        <w:t>чи́стою</w:t>
+      </w:r>
+      <w:proofErr w:type="spellEnd"/>
+      <w:r>
+        <w:rPr>
+          <w:rFonts w:ascii="Times New Roman" w:eastAsia="Times New Roman" w:hAnsi="Times New Roman" w:cs="Times New Roman"/>
+          <w:color w:val="000000"/>
+          <w:sz w:val="24"/>
+          <w:szCs w:val="24"/>
+        </w:rPr>
+        <w:t xml:space="preserve"> </w:t>
+      </w:r>
+      <w:proofErr w:type="spellStart"/>
+      <w:r>
+        <w:rPr>
+          <w:rFonts w:ascii="Times New Roman" w:eastAsia="Times New Roman" w:hAnsi="Times New Roman" w:cs="Times New Roman"/>
+          <w:color w:val="000000"/>
+          <w:sz w:val="24"/>
+          <w:szCs w:val="24"/>
+        </w:rPr>
+        <w:t>обви́в</w:t>
+      </w:r>
+      <w:proofErr w:type="spellEnd"/>
+      <w:r>
+        <w:rPr>
+          <w:rFonts w:ascii="Times New Roman" w:eastAsia="Times New Roman" w:hAnsi="Times New Roman" w:cs="Times New Roman"/>
+          <w:color w:val="000000"/>
+          <w:sz w:val="24"/>
+          <w:szCs w:val="24"/>
+        </w:rPr>
+        <w:t xml:space="preserve"> і, </w:t>
+      </w:r>
+      <w:proofErr w:type="spellStart"/>
+      <w:r>
+        <w:rPr>
+          <w:rFonts w:ascii="Times New Roman" w:eastAsia="Times New Roman" w:hAnsi="Times New Roman" w:cs="Times New Roman"/>
+          <w:color w:val="000000"/>
+          <w:sz w:val="24"/>
+          <w:szCs w:val="24"/>
+        </w:rPr>
+        <w:t>арома́тами</w:t>
+      </w:r>
+      <w:proofErr w:type="spellEnd"/>
+      <w:r>
+        <w:rPr>
+          <w:rFonts w:ascii="Times New Roman" w:eastAsia="Times New Roman" w:hAnsi="Times New Roman" w:cs="Times New Roman"/>
+          <w:color w:val="000000"/>
+          <w:sz w:val="24"/>
+          <w:szCs w:val="24"/>
+        </w:rPr>
+        <w:t xml:space="preserve"> </w:t>
+      </w:r>
+      <w:proofErr w:type="spellStart"/>
+      <w:r>
+        <w:rPr>
+          <w:rFonts w:ascii="Times New Roman" w:eastAsia="Times New Roman" w:hAnsi="Times New Roman" w:cs="Times New Roman"/>
+          <w:color w:val="000000"/>
+          <w:sz w:val="24"/>
+          <w:szCs w:val="24"/>
+        </w:rPr>
+        <w:t>покри́вши</w:t>
+      </w:r>
+      <w:proofErr w:type="spellEnd"/>
+      <w:r>
+        <w:rPr>
+          <w:rFonts w:ascii="Times New Roman" w:eastAsia="Times New Roman" w:hAnsi="Times New Roman" w:cs="Times New Roman"/>
+          <w:color w:val="000000"/>
+          <w:sz w:val="24"/>
+          <w:szCs w:val="24"/>
+        </w:rPr>
+        <w:t xml:space="preserve">, у </w:t>
+      </w:r>
+      <w:proofErr w:type="spellStart"/>
+      <w:r>
+        <w:rPr>
+          <w:rFonts w:ascii="Times New Roman" w:eastAsia="Times New Roman" w:hAnsi="Times New Roman" w:cs="Times New Roman"/>
+          <w:color w:val="000000"/>
+          <w:sz w:val="24"/>
+          <w:szCs w:val="24"/>
+        </w:rPr>
+        <w:t>гро́бі</w:t>
+      </w:r>
+      <w:proofErr w:type="spellEnd"/>
+      <w:r>
+        <w:rPr>
+          <w:rFonts w:ascii="Times New Roman" w:eastAsia="Times New Roman" w:hAnsi="Times New Roman" w:cs="Times New Roman"/>
+          <w:color w:val="000000"/>
+          <w:sz w:val="24"/>
+          <w:szCs w:val="24"/>
+        </w:rPr>
+        <w:t xml:space="preserve"> </w:t>
+      </w:r>
+      <w:proofErr w:type="spellStart"/>
+      <w:r>
+        <w:rPr>
+          <w:rFonts w:ascii="Times New Roman" w:eastAsia="Times New Roman" w:hAnsi="Times New Roman" w:cs="Times New Roman"/>
+          <w:color w:val="000000"/>
+          <w:sz w:val="24"/>
+          <w:szCs w:val="24"/>
+        </w:rPr>
+        <w:t>нові́м</w:t>
+      </w:r>
+      <w:proofErr w:type="spellEnd"/>
+      <w:r>
+        <w:rPr>
+          <w:rFonts w:ascii="Times New Roman" w:eastAsia="Times New Roman" w:hAnsi="Times New Roman" w:cs="Times New Roman"/>
+          <w:color w:val="000000"/>
+          <w:sz w:val="24"/>
+          <w:szCs w:val="24"/>
+        </w:rPr>
+        <w:t xml:space="preserve"> </w:t>
+      </w:r>
+      <w:proofErr w:type="spellStart"/>
+      <w:r>
+        <w:rPr>
+          <w:rFonts w:ascii="Times New Roman" w:eastAsia="Times New Roman" w:hAnsi="Times New Roman" w:cs="Times New Roman"/>
+          <w:color w:val="000000"/>
+          <w:sz w:val="24"/>
+          <w:szCs w:val="24"/>
+        </w:rPr>
+        <w:t>положи́в</w:t>
+      </w:r>
+      <w:proofErr w:type="spellEnd"/>
+      <w:r>
+        <w:rPr>
+          <w:rFonts w:ascii="Times New Roman" w:eastAsia="Times New Roman" w:hAnsi="Times New Roman" w:cs="Times New Roman"/>
+          <w:color w:val="000000"/>
+          <w:sz w:val="24"/>
+          <w:szCs w:val="24"/>
+        </w:rPr>
+        <w:t xml:space="preserve">;* та по трьох днях </w:t>
+      </w:r>
+      <w:proofErr w:type="spellStart"/>
+      <w:r>
+        <w:rPr>
+          <w:rFonts w:ascii="Times New Roman" w:eastAsia="Times New Roman" w:hAnsi="Times New Roman" w:cs="Times New Roman"/>
+          <w:color w:val="000000"/>
+          <w:sz w:val="24"/>
+          <w:szCs w:val="24"/>
+        </w:rPr>
+        <w:t>воскре́с</w:t>
+      </w:r>
+      <w:proofErr w:type="spellEnd"/>
+      <w:r>
+        <w:rPr>
+          <w:rFonts w:ascii="Times New Roman" w:eastAsia="Times New Roman" w:hAnsi="Times New Roman" w:cs="Times New Roman"/>
+          <w:color w:val="000000"/>
+          <w:sz w:val="24"/>
+          <w:szCs w:val="24"/>
+        </w:rPr>
+        <w:t xml:space="preserve"> єси́, </w:t>
+      </w:r>
+      <w:proofErr w:type="spellStart"/>
+      <w:r>
+        <w:rPr>
+          <w:rFonts w:ascii="Times New Roman" w:eastAsia="Times New Roman" w:hAnsi="Times New Roman" w:cs="Times New Roman"/>
+          <w:color w:val="000000"/>
+          <w:sz w:val="24"/>
+          <w:szCs w:val="24"/>
+        </w:rPr>
+        <w:t>Го́споди</w:t>
+      </w:r>
+      <w:proofErr w:type="spellEnd"/>
+      <w:r>
+        <w:rPr>
+          <w:rFonts w:ascii="Times New Roman" w:eastAsia="Times New Roman" w:hAnsi="Times New Roman" w:cs="Times New Roman"/>
+          <w:color w:val="000000"/>
+          <w:sz w:val="24"/>
+          <w:szCs w:val="24"/>
+        </w:rPr>
+        <w:t xml:space="preserve">,* </w:t>
+      </w:r>
+      <w:proofErr w:type="spellStart"/>
+      <w:r>
+        <w:rPr>
+          <w:rFonts w:ascii="Times New Roman" w:eastAsia="Times New Roman" w:hAnsi="Times New Roman" w:cs="Times New Roman"/>
+          <w:color w:val="000000"/>
+          <w:sz w:val="24"/>
+          <w:szCs w:val="24"/>
+        </w:rPr>
+        <w:t>дару́ючи</w:t>
+      </w:r>
+      <w:proofErr w:type="spellEnd"/>
+      <w:r>
+        <w:rPr>
+          <w:rFonts w:ascii="Times New Roman" w:eastAsia="Times New Roman" w:hAnsi="Times New Roman" w:cs="Times New Roman"/>
+          <w:color w:val="000000"/>
+          <w:sz w:val="24"/>
+          <w:szCs w:val="24"/>
+        </w:rPr>
+        <w:t xml:space="preserve"> </w:t>
+      </w:r>
+      <w:proofErr w:type="spellStart"/>
+      <w:r>
+        <w:rPr>
+          <w:rFonts w:ascii="Times New Roman" w:eastAsia="Times New Roman" w:hAnsi="Times New Roman" w:cs="Times New Roman"/>
+          <w:color w:val="000000"/>
+          <w:sz w:val="24"/>
+          <w:szCs w:val="24"/>
+        </w:rPr>
+        <w:t>сві́тові</w:t>
+      </w:r>
+      <w:proofErr w:type="spellEnd"/>
+      <w:r>
+        <w:rPr>
+          <w:rFonts w:ascii="Times New Roman" w:eastAsia="Times New Roman" w:hAnsi="Times New Roman" w:cs="Times New Roman"/>
+          <w:color w:val="000000"/>
+          <w:sz w:val="24"/>
+          <w:szCs w:val="24"/>
+        </w:rPr>
+        <w:t xml:space="preserve"> </w:t>
+      </w:r>
+      <w:proofErr w:type="spellStart"/>
+      <w:r>
+        <w:rPr>
+          <w:rFonts w:ascii="Times New Roman" w:eastAsia="Times New Roman" w:hAnsi="Times New Roman" w:cs="Times New Roman"/>
+          <w:color w:val="000000"/>
+          <w:sz w:val="24"/>
+          <w:szCs w:val="24"/>
+        </w:rPr>
+        <w:t>вели́ку</w:t>
+      </w:r>
+      <w:proofErr w:type="spellEnd"/>
+      <w:r>
+        <w:rPr>
+          <w:rFonts w:ascii="Times New Roman" w:eastAsia="Times New Roman" w:hAnsi="Times New Roman" w:cs="Times New Roman"/>
+          <w:color w:val="000000"/>
+          <w:sz w:val="24"/>
+          <w:szCs w:val="24"/>
+        </w:rPr>
+        <w:t xml:space="preserve"> </w:t>
+      </w:r>
+      <w:proofErr w:type="spellStart"/>
+      <w:r>
+        <w:rPr>
+          <w:rFonts w:ascii="Times New Roman" w:eastAsia="Times New Roman" w:hAnsi="Times New Roman" w:cs="Times New Roman"/>
+          <w:color w:val="000000"/>
+          <w:sz w:val="24"/>
+          <w:szCs w:val="24"/>
+        </w:rPr>
+        <w:t>ми́лість</w:t>
+      </w:r>
+      <w:proofErr w:type="spellEnd"/>
+      <w:r>
+        <w:rPr>
+          <w:rFonts w:ascii="Times New Roman" w:eastAsia="Times New Roman" w:hAnsi="Times New Roman" w:cs="Times New Roman"/>
+          <w:color w:val="000000"/>
+          <w:sz w:val="24"/>
+          <w:szCs w:val="24"/>
+        </w:rPr>
+        <w:t>.</w:t>
       </w:r>
     </w:p>
     <w:p>
@@ -228,14 +639,425 @@
         </w:rPr>
         <w:t xml:space="preserve">): </w:t>
       </w:r>
-      <w:r>
-        <w:rPr>
-          <w:rFonts w:ascii="Times New Roman" w:eastAsia="Times New Roman" w:hAnsi="Times New Roman" w:cs="Times New Roman"/>
-          <w:color w:val="000000"/>
-          <w:sz w:val="24"/>
-          <w:szCs w:val="24"/>
-        </w:rPr>
-        <w:t>Благоо́бразний Йо́сиф, з дре́ва зня́вши пречи́сте ті́ло Твоє́,* плащани́цею чи́стою обви́в і, арома́тами покри́вши, у гро́бі нові́м положи́в;* та по трьох днях воскре́с єси́, Го́споди,* дару́ючи сві́тові вели́ку ми́лість.</w:t>
+      <w:proofErr w:type="spellStart"/>
+      <w:r>
+        <w:rPr>
+          <w:rFonts w:ascii="Times New Roman" w:eastAsia="Times New Roman" w:hAnsi="Times New Roman" w:cs="Times New Roman"/>
+          <w:color w:val="000000"/>
+          <w:sz w:val="24"/>
+          <w:szCs w:val="24"/>
+        </w:rPr>
+        <w:t>Благоо́бразний</w:t>
+      </w:r>
+      <w:proofErr w:type="spellEnd"/>
+      <w:r>
+        <w:rPr>
+          <w:rFonts w:ascii="Times New Roman" w:eastAsia="Times New Roman" w:hAnsi="Times New Roman" w:cs="Times New Roman"/>
+          <w:color w:val="000000"/>
+          <w:sz w:val="24"/>
+          <w:szCs w:val="24"/>
+        </w:rPr>
+        <w:t xml:space="preserve"> </w:t>
+      </w:r>
+      <w:proofErr w:type="spellStart"/>
+      <w:r>
+        <w:rPr>
+          <w:rFonts w:ascii="Times New Roman" w:eastAsia="Times New Roman" w:hAnsi="Times New Roman" w:cs="Times New Roman"/>
+          <w:color w:val="000000"/>
+          <w:sz w:val="24"/>
+          <w:szCs w:val="24"/>
+        </w:rPr>
+        <w:t>Йо́сиф</w:t>
+      </w:r>
+      <w:proofErr w:type="spellEnd"/>
+      <w:r>
+        <w:rPr>
+          <w:rFonts w:ascii="Times New Roman" w:eastAsia="Times New Roman" w:hAnsi="Times New Roman" w:cs="Times New Roman"/>
+          <w:color w:val="000000"/>
+          <w:sz w:val="24"/>
+          <w:szCs w:val="24"/>
+        </w:rPr>
+        <w:t xml:space="preserve">, з </w:t>
+      </w:r>
+      <w:proofErr w:type="spellStart"/>
+      <w:r>
+        <w:rPr>
+          <w:rFonts w:ascii="Times New Roman" w:eastAsia="Times New Roman" w:hAnsi="Times New Roman" w:cs="Times New Roman"/>
+          <w:color w:val="000000"/>
+          <w:sz w:val="24"/>
+          <w:szCs w:val="24"/>
+        </w:rPr>
+        <w:t>дре́ва</w:t>
+      </w:r>
+      <w:proofErr w:type="spellEnd"/>
+      <w:r>
+        <w:rPr>
+          <w:rFonts w:ascii="Times New Roman" w:eastAsia="Times New Roman" w:hAnsi="Times New Roman" w:cs="Times New Roman"/>
+          <w:color w:val="000000"/>
+          <w:sz w:val="24"/>
+          <w:szCs w:val="24"/>
+        </w:rPr>
+        <w:t xml:space="preserve"> </w:t>
+      </w:r>
+      <w:proofErr w:type="spellStart"/>
+      <w:r>
+        <w:rPr>
+          <w:rFonts w:ascii="Times New Roman" w:eastAsia="Times New Roman" w:hAnsi="Times New Roman" w:cs="Times New Roman"/>
+          <w:color w:val="000000"/>
+          <w:sz w:val="24"/>
+          <w:szCs w:val="24"/>
+        </w:rPr>
+        <w:t>зня́вши</w:t>
+      </w:r>
+      <w:proofErr w:type="spellEnd"/>
+      <w:r>
+        <w:rPr>
+          <w:rFonts w:ascii="Times New Roman" w:eastAsia="Times New Roman" w:hAnsi="Times New Roman" w:cs="Times New Roman"/>
+          <w:color w:val="000000"/>
+          <w:sz w:val="24"/>
+          <w:szCs w:val="24"/>
+        </w:rPr>
+        <w:t xml:space="preserve"> </w:t>
+      </w:r>
+      <w:proofErr w:type="spellStart"/>
+      <w:r>
+        <w:rPr>
+          <w:rFonts w:ascii="Times New Roman" w:eastAsia="Times New Roman" w:hAnsi="Times New Roman" w:cs="Times New Roman"/>
+          <w:color w:val="000000"/>
+          <w:sz w:val="24"/>
+          <w:szCs w:val="24"/>
+        </w:rPr>
+        <w:t>пречи́сте</w:t>
+      </w:r>
+      <w:proofErr w:type="spellEnd"/>
+      <w:r>
+        <w:rPr>
+          <w:rFonts w:ascii="Times New Roman" w:eastAsia="Times New Roman" w:hAnsi="Times New Roman" w:cs="Times New Roman"/>
+          <w:color w:val="000000"/>
+          <w:sz w:val="24"/>
+          <w:szCs w:val="24"/>
+        </w:rPr>
+        <w:t xml:space="preserve"> </w:t>
+      </w:r>
+      <w:proofErr w:type="spellStart"/>
+      <w:r>
+        <w:rPr>
+          <w:rFonts w:ascii="Times New Roman" w:eastAsia="Times New Roman" w:hAnsi="Times New Roman" w:cs="Times New Roman"/>
+          <w:color w:val="000000"/>
+          <w:sz w:val="24"/>
+          <w:szCs w:val="24"/>
+        </w:rPr>
+        <w:t>ті́ло</w:t>
+      </w:r>
+      <w:proofErr w:type="spellEnd"/>
+      <w:r>
+        <w:rPr>
+          <w:rFonts w:ascii="Times New Roman" w:eastAsia="Times New Roman" w:hAnsi="Times New Roman" w:cs="Times New Roman"/>
+          <w:color w:val="000000"/>
+          <w:sz w:val="24"/>
+          <w:szCs w:val="24"/>
+        </w:rPr>
+        <w:t xml:space="preserve"> </w:t>
+      </w:r>
+      <w:proofErr w:type="gramStart"/>
+      <w:r>
+        <w:rPr>
+          <w:rFonts w:ascii="Times New Roman" w:eastAsia="Times New Roman" w:hAnsi="Times New Roman" w:cs="Times New Roman"/>
+          <w:color w:val="000000"/>
+          <w:sz w:val="24"/>
+          <w:szCs w:val="24"/>
+        </w:rPr>
+        <w:t>Твоє́,*</w:t>
+      </w:r>
+      <w:proofErr w:type="gramEnd"/>
+      <w:r>
+        <w:rPr>
+          <w:rFonts w:ascii="Times New Roman" w:eastAsia="Times New Roman" w:hAnsi="Times New Roman" w:cs="Times New Roman"/>
+          <w:color w:val="000000"/>
+          <w:sz w:val="24"/>
+          <w:szCs w:val="24"/>
+        </w:rPr>
+        <w:t xml:space="preserve"> </w:t>
+      </w:r>
+      <w:proofErr w:type="spellStart"/>
+      <w:r>
+        <w:rPr>
+          <w:rFonts w:ascii="Times New Roman" w:eastAsia="Times New Roman" w:hAnsi="Times New Roman" w:cs="Times New Roman"/>
+          <w:color w:val="000000"/>
+          <w:sz w:val="24"/>
+          <w:szCs w:val="24"/>
+        </w:rPr>
+        <w:t>плащани́цею</w:t>
+      </w:r>
+      <w:proofErr w:type="spellEnd"/>
+      <w:r>
+        <w:rPr>
+          <w:rFonts w:ascii="Times New Roman" w:eastAsia="Times New Roman" w:hAnsi="Times New Roman" w:cs="Times New Roman"/>
+          <w:color w:val="000000"/>
+          <w:sz w:val="24"/>
+          <w:szCs w:val="24"/>
+        </w:rPr>
+        <w:t xml:space="preserve"> </w:t>
+      </w:r>
+      <w:proofErr w:type="spellStart"/>
+      <w:r>
+        <w:rPr>
+          <w:rFonts w:ascii="Times New Roman" w:eastAsia="Times New Roman" w:hAnsi="Times New Roman" w:cs="Times New Roman"/>
+          <w:color w:val="000000"/>
+          <w:sz w:val="24"/>
+          <w:szCs w:val="24"/>
+        </w:rPr>
+        <w:t>чи́стою</w:t>
+      </w:r>
+      <w:proofErr w:type="spellEnd"/>
+      <w:r>
+        <w:rPr>
+          <w:rFonts w:ascii="Times New Roman" w:eastAsia="Times New Roman" w:hAnsi="Times New Roman" w:cs="Times New Roman"/>
+          <w:color w:val="000000"/>
+          <w:sz w:val="24"/>
+          <w:szCs w:val="24"/>
+        </w:rPr>
+        <w:t xml:space="preserve"> </w:t>
+      </w:r>
+      <w:proofErr w:type="spellStart"/>
+      <w:r>
+        <w:rPr>
+          <w:rFonts w:ascii="Times New Roman" w:eastAsia="Times New Roman" w:hAnsi="Times New Roman" w:cs="Times New Roman"/>
+          <w:color w:val="000000"/>
+          <w:sz w:val="24"/>
+          <w:szCs w:val="24"/>
+        </w:rPr>
+        <w:t>обви́в</w:t>
+      </w:r>
+      <w:proofErr w:type="spellEnd"/>
+      <w:r>
+        <w:rPr>
+          <w:rFonts w:ascii="Times New Roman" w:eastAsia="Times New Roman" w:hAnsi="Times New Roman" w:cs="Times New Roman"/>
+          <w:color w:val="000000"/>
+          <w:sz w:val="24"/>
+          <w:szCs w:val="24"/>
+        </w:rPr>
+        <w:t xml:space="preserve"> і, </w:t>
+      </w:r>
+      <w:proofErr w:type="spellStart"/>
+      <w:r>
+        <w:rPr>
+          <w:rFonts w:ascii="Times New Roman" w:eastAsia="Times New Roman" w:hAnsi="Times New Roman" w:cs="Times New Roman"/>
+          <w:color w:val="000000"/>
+          <w:sz w:val="24"/>
+          <w:szCs w:val="24"/>
+        </w:rPr>
+        <w:t>арома́тами</w:t>
+      </w:r>
+      <w:proofErr w:type="spellEnd"/>
+      <w:r>
+        <w:rPr>
+          <w:rFonts w:ascii="Times New Roman" w:eastAsia="Times New Roman" w:hAnsi="Times New Roman" w:cs="Times New Roman"/>
+          <w:color w:val="000000"/>
+          <w:sz w:val="24"/>
+          <w:szCs w:val="24"/>
+        </w:rPr>
+        <w:t xml:space="preserve"> </w:t>
+      </w:r>
+      <w:proofErr w:type="spellStart"/>
+      <w:r>
+        <w:rPr>
+          <w:rFonts w:ascii="Times New Roman" w:eastAsia="Times New Roman" w:hAnsi="Times New Roman" w:cs="Times New Roman"/>
+          <w:color w:val="000000"/>
+          <w:sz w:val="24"/>
+          <w:szCs w:val="24"/>
+        </w:rPr>
+        <w:t>покри́вши</w:t>
+      </w:r>
+      <w:proofErr w:type="spellEnd"/>
+      <w:r>
+        <w:rPr>
+          <w:rFonts w:ascii="Times New Roman" w:eastAsia="Times New Roman" w:hAnsi="Times New Roman" w:cs="Times New Roman"/>
+          <w:color w:val="000000"/>
+          <w:sz w:val="24"/>
+          <w:szCs w:val="24"/>
+        </w:rPr>
+        <w:t xml:space="preserve">, у </w:t>
+      </w:r>
+      <w:proofErr w:type="spellStart"/>
+      <w:r>
+        <w:rPr>
+          <w:rFonts w:ascii="Times New Roman" w:eastAsia="Times New Roman" w:hAnsi="Times New Roman" w:cs="Times New Roman"/>
+          <w:color w:val="000000"/>
+          <w:sz w:val="24"/>
+          <w:szCs w:val="24"/>
+        </w:rPr>
+        <w:t>гро́бі</w:t>
+      </w:r>
+      <w:proofErr w:type="spellEnd"/>
+      <w:r>
+        <w:rPr>
+          <w:rFonts w:ascii="Times New Roman" w:eastAsia="Times New Roman" w:hAnsi="Times New Roman" w:cs="Times New Roman"/>
+          <w:color w:val="000000"/>
+          <w:sz w:val="24"/>
+          <w:szCs w:val="24"/>
+        </w:rPr>
+        <w:t xml:space="preserve"> </w:t>
+      </w:r>
+      <w:proofErr w:type="spellStart"/>
+      <w:r>
+        <w:rPr>
+          <w:rFonts w:ascii="Times New Roman" w:eastAsia="Times New Roman" w:hAnsi="Times New Roman" w:cs="Times New Roman"/>
+          <w:color w:val="000000"/>
+          <w:sz w:val="24"/>
+          <w:szCs w:val="24"/>
+        </w:rPr>
+        <w:t>нові́м</w:t>
+      </w:r>
+      <w:proofErr w:type="spellEnd"/>
+      <w:r>
+        <w:rPr>
+          <w:rFonts w:ascii="Times New Roman" w:eastAsia="Times New Roman" w:hAnsi="Times New Roman" w:cs="Times New Roman"/>
+          <w:color w:val="000000"/>
+          <w:sz w:val="24"/>
+          <w:szCs w:val="24"/>
+        </w:rPr>
+        <w:t xml:space="preserve"> </w:t>
+      </w:r>
+      <w:proofErr w:type="spellStart"/>
+      <w:r>
+        <w:rPr>
+          <w:rFonts w:ascii="Times New Roman" w:eastAsia="Times New Roman" w:hAnsi="Times New Roman" w:cs="Times New Roman"/>
+          <w:color w:val="000000"/>
+          <w:sz w:val="24"/>
+          <w:szCs w:val="24"/>
+        </w:rPr>
+        <w:t>положи́в</w:t>
+      </w:r>
+      <w:proofErr w:type="spellEnd"/>
+      <w:r>
+        <w:rPr>
+          <w:rFonts w:ascii="Times New Roman" w:eastAsia="Times New Roman" w:hAnsi="Times New Roman" w:cs="Times New Roman"/>
+          <w:color w:val="000000"/>
+          <w:sz w:val="24"/>
+          <w:szCs w:val="24"/>
+        </w:rPr>
+        <w:t xml:space="preserve">;* та по трьох днях </w:t>
+      </w:r>
+      <w:proofErr w:type="spellStart"/>
+      <w:r>
+        <w:rPr>
+          <w:rFonts w:ascii="Times New Roman" w:eastAsia="Times New Roman" w:hAnsi="Times New Roman" w:cs="Times New Roman"/>
+          <w:color w:val="000000"/>
+          <w:sz w:val="24"/>
+          <w:szCs w:val="24"/>
+        </w:rPr>
+        <w:t>воскре́с</w:t>
+      </w:r>
+      <w:proofErr w:type="spellEnd"/>
+      <w:r>
+        <w:rPr>
+          <w:rFonts w:ascii="Times New Roman" w:eastAsia="Times New Roman" w:hAnsi="Times New Roman" w:cs="Times New Roman"/>
+          <w:color w:val="000000"/>
+          <w:sz w:val="24"/>
+          <w:szCs w:val="24"/>
+        </w:rPr>
+        <w:t xml:space="preserve"> єси́, </w:t>
+      </w:r>
+      <w:proofErr w:type="spellStart"/>
+      <w:r>
+        <w:rPr>
+          <w:rFonts w:ascii="Times New Roman" w:eastAsia="Times New Roman" w:hAnsi="Times New Roman" w:cs="Times New Roman"/>
+          <w:color w:val="000000"/>
+          <w:sz w:val="24"/>
+          <w:szCs w:val="24"/>
+        </w:rPr>
+        <w:t>Го́споди</w:t>
+      </w:r>
+      <w:proofErr w:type="spellEnd"/>
+      <w:r>
+        <w:rPr>
+          <w:rFonts w:ascii="Times New Roman" w:eastAsia="Times New Roman" w:hAnsi="Times New Roman" w:cs="Times New Roman"/>
+          <w:color w:val="000000"/>
+          <w:sz w:val="24"/>
+          <w:szCs w:val="24"/>
+        </w:rPr>
+        <w:t xml:space="preserve">,* </w:t>
+      </w:r>
+      <w:proofErr w:type="spellStart"/>
+      <w:r>
+        <w:rPr>
+          <w:rFonts w:ascii="Times New Roman" w:eastAsia="Times New Roman" w:hAnsi="Times New Roman" w:cs="Times New Roman"/>
+          <w:color w:val="000000"/>
+          <w:sz w:val="24"/>
+          <w:szCs w:val="24"/>
+        </w:rPr>
+        <w:t>дару́ючи</w:t>
+      </w:r>
+      <w:proofErr w:type="spellEnd"/>
+      <w:r>
+        <w:rPr>
+          <w:rFonts w:ascii="Times New Roman" w:eastAsia="Times New Roman" w:hAnsi="Times New Roman" w:cs="Times New Roman"/>
+          <w:color w:val="000000"/>
+          <w:sz w:val="24"/>
+          <w:szCs w:val="24"/>
+        </w:rPr>
+        <w:t xml:space="preserve"> </w:t>
+      </w:r>
+      <w:proofErr w:type="spellStart"/>
+      <w:r>
+        <w:rPr>
+          <w:rFonts w:ascii="Times New Roman" w:eastAsia="Times New Roman" w:hAnsi="Times New Roman" w:cs="Times New Roman"/>
+          <w:color w:val="000000"/>
+          <w:sz w:val="24"/>
+          <w:szCs w:val="24"/>
+        </w:rPr>
+        <w:t>сві́тові</w:t>
+      </w:r>
+      <w:proofErr w:type="spellEnd"/>
+      <w:r>
+        <w:rPr>
+          <w:rFonts w:ascii="Times New Roman" w:eastAsia="Times New Roman" w:hAnsi="Times New Roman" w:cs="Times New Roman"/>
+          <w:color w:val="000000"/>
+          <w:sz w:val="24"/>
+          <w:szCs w:val="24"/>
+        </w:rPr>
+        <w:t xml:space="preserve"> </w:t>
+      </w:r>
+      <w:proofErr w:type="spellStart"/>
+      <w:r>
+        <w:rPr>
+          <w:rFonts w:ascii="Times New Roman" w:eastAsia="Times New Roman" w:hAnsi="Times New Roman" w:cs="Times New Roman"/>
+          <w:color w:val="000000"/>
+          <w:sz w:val="24"/>
+          <w:szCs w:val="24"/>
+        </w:rPr>
+        <w:t>вели́ку</w:t>
+      </w:r>
+      <w:proofErr w:type="spellEnd"/>
+      <w:r>
+        <w:rPr>
+          <w:rFonts w:ascii="Times New Roman" w:eastAsia="Times New Roman" w:hAnsi="Times New Roman" w:cs="Times New Roman"/>
+          <w:color w:val="000000"/>
+          <w:sz w:val="24"/>
+          <w:szCs w:val="24"/>
+        </w:rPr>
+        <w:t xml:space="preserve"> </w:t>
+      </w:r>
+      <w:proofErr w:type="spellStart"/>
+      <w:r>
+        <w:rPr>
+          <w:rFonts w:ascii="Times New Roman" w:eastAsia="Times New Roman" w:hAnsi="Times New Roman" w:cs="Times New Roman"/>
+          <w:color w:val="000000"/>
+          <w:sz w:val="24"/>
+          <w:szCs w:val="24"/>
+        </w:rPr>
+        <w:t>ми́лість</w:t>
+      </w:r>
+      <w:proofErr w:type="spellEnd"/>
+      <w:r>
+        <w:rPr>
+          <w:rFonts w:ascii="Times New Roman" w:eastAsia="Times New Roman" w:hAnsi="Times New Roman" w:cs="Times New Roman"/>
+          <w:color w:val="000000"/>
+          <w:sz w:val="24"/>
+          <w:szCs w:val="24"/>
+        </w:rPr>
+        <w:t>.</w:t>
       </w:r>
     </w:p>
     <w:p>
@@ -351,14 +1173,425 @@
         </w:rPr>
         <w:t xml:space="preserve">): </w:t>
       </w:r>
-      <w:r>
-        <w:rPr>
-          <w:rFonts w:ascii="Times New Roman" w:eastAsia="Times New Roman" w:hAnsi="Times New Roman" w:cs="Times New Roman"/>
-          <w:color w:val="000000"/>
-          <w:sz w:val="24"/>
-          <w:szCs w:val="24"/>
-        </w:rPr>
-        <w:t>Благоо́бразний Йо́сиф, з дре́ва зня́вши пречи́сте ті́ло Твоє́,* плащани́цею чи́стою обви́в і, арома́тами покри́вши, у гро́бі нові́м положи́в;* та по трьох днях воскре́с єси́, Го́споди,* дару́ючи сві́тові вели́ку ми́лість.</w:t>
+      <w:proofErr w:type="spellStart"/>
+      <w:r>
+        <w:rPr>
+          <w:rFonts w:ascii="Times New Roman" w:eastAsia="Times New Roman" w:hAnsi="Times New Roman" w:cs="Times New Roman"/>
+          <w:color w:val="000000"/>
+          <w:sz w:val="24"/>
+          <w:szCs w:val="24"/>
+        </w:rPr>
+        <w:t>Благоо́бразний</w:t>
+      </w:r>
+      <w:proofErr w:type="spellEnd"/>
+      <w:r>
+        <w:rPr>
+          <w:rFonts w:ascii="Times New Roman" w:eastAsia="Times New Roman" w:hAnsi="Times New Roman" w:cs="Times New Roman"/>
+          <w:color w:val="000000"/>
+          <w:sz w:val="24"/>
+          <w:szCs w:val="24"/>
+        </w:rPr>
+        <w:t xml:space="preserve"> </w:t>
+      </w:r>
+      <w:proofErr w:type="spellStart"/>
+      <w:r>
+        <w:rPr>
+          <w:rFonts w:ascii="Times New Roman" w:eastAsia="Times New Roman" w:hAnsi="Times New Roman" w:cs="Times New Roman"/>
+          <w:color w:val="000000"/>
+          <w:sz w:val="24"/>
+          <w:szCs w:val="24"/>
+        </w:rPr>
+        <w:t>Йо́сиф</w:t>
+      </w:r>
+      <w:proofErr w:type="spellEnd"/>
+      <w:r>
+        <w:rPr>
+          <w:rFonts w:ascii="Times New Roman" w:eastAsia="Times New Roman" w:hAnsi="Times New Roman" w:cs="Times New Roman"/>
+          <w:color w:val="000000"/>
+          <w:sz w:val="24"/>
+          <w:szCs w:val="24"/>
+        </w:rPr>
+        <w:t xml:space="preserve">, з </w:t>
+      </w:r>
+      <w:proofErr w:type="spellStart"/>
+      <w:r>
+        <w:rPr>
+          <w:rFonts w:ascii="Times New Roman" w:eastAsia="Times New Roman" w:hAnsi="Times New Roman" w:cs="Times New Roman"/>
+          <w:color w:val="000000"/>
+          <w:sz w:val="24"/>
+          <w:szCs w:val="24"/>
+        </w:rPr>
+        <w:t>дре́ва</w:t>
+      </w:r>
+      <w:proofErr w:type="spellEnd"/>
+      <w:r>
+        <w:rPr>
+          <w:rFonts w:ascii="Times New Roman" w:eastAsia="Times New Roman" w:hAnsi="Times New Roman" w:cs="Times New Roman"/>
+          <w:color w:val="000000"/>
+          <w:sz w:val="24"/>
+          <w:szCs w:val="24"/>
+        </w:rPr>
+        <w:t xml:space="preserve"> </w:t>
+      </w:r>
+      <w:proofErr w:type="spellStart"/>
+      <w:r>
+        <w:rPr>
+          <w:rFonts w:ascii="Times New Roman" w:eastAsia="Times New Roman" w:hAnsi="Times New Roman" w:cs="Times New Roman"/>
+          <w:color w:val="000000"/>
+          <w:sz w:val="24"/>
+          <w:szCs w:val="24"/>
+        </w:rPr>
+        <w:t>зня́вши</w:t>
+      </w:r>
+      <w:proofErr w:type="spellEnd"/>
+      <w:r>
+        <w:rPr>
+          <w:rFonts w:ascii="Times New Roman" w:eastAsia="Times New Roman" w:hAnsi="Times New Roman" w:cs="Times New Roman"/>
+          <w:color w:val="000000"/>
+          <w:sz w:val="24"/>
+          <w:szCs w:val="24"/>
+        </w:rPr>
+        <w:t xml:space="preserve"> </w:t>
+      </w:r>
+      <w:proofErr w:type="spellStart"/>
+      <w:r>
+        <w:rPr>
+          <w:rFonts w:ascii="Times New Roman" w:eastAsia="Times New Roman" w:hAnsi="Times New Roman" w:cs="Times New Roman"/>
+          <w:color w:val="000000"/>
+          <w:sz w:val="24"/>
+          <w:szCs w:val="24"/>
+        </w:rPr>
+        <w:t>пречи́сте</w:t>
+      </w:r>
+      <w:proofErr w:type="spellEnd"/>
+      <w:r>
+        <w:rPr>
+          <w:rFonts w:ascii="Times New Roman" w:eastAsia="Times New Roman" w:hAnsi="Times New Roman" w:cs="Times New Roman"/>
+          <w:color w:val="000000"/>
+          <w:sz w:val="24"/>
+          <w:szCs w:val="24"/>
+        </w:rPr>
+        <w:t xml:space="preserve"> </w:t>
+      </w:r>
+      <w:proofErr w:type="spellStart"/>
+      <w:r>
+        <w:rPr>
+          <w:rFonts w:ascii="Times New Roman" w:eastAsia="Times New Roman" w:hAnsi="Times New Roman" w:cs="Times New Roman"/>
+          <w:color w:val="000000"/>
+          <w:sz w:val="24"/>
+          <w:szCs w:val="24"/>
+        </w:rPr>
+        <w:t>ті́ло</w:t>
+      </w:r>
+      <w:proofErr w:type="spellEnd"/>
+      <w:r>
+        <w:rPr>
+          <w:rFonts w:ascii="Times New Roman" w:eastAsia="Times New Roman" w:hAnsi="Times New Roman" w:cs="Times New Roman"/>
+          <w:color w:val="000000"/>
+          <w:sz w:val="24"/>
+          <w:szCs w:val="24"/>
+        </w:rPr>
+        <w:t xml:space="preserve"> </w:t>
+      </w:r>
+      <w:proofErr w:type="gramStart"/>
+      <w:r>
+        <w:rPr>
+          <w:rFonts w:ascii="Times New Roman" w:eastAsia="Times New Roman" w:hAnsi="Times New Roman" w:cs="Times New Roman"/>
+          <w:color w:val="000000"/>
+          <w:sz w:val="24"/>
+          <w:szCs w:val="24"/>
+        </w:rPr>
+        <w:t>Твоє́,*</w:t>
+      </w:r>
+      <w:proofErr w:type="gramEnd"/>
+      <w:r>
+        <w:rPr>
+          <w:rFonts w:ascii="Times New Roman" w:eastAsia="Times New Roman" w:hAnsi="Times New Roman" w:cs="Times New Roman"/>
+          <w:color w:val="000000"/>
+          <w:sz w:val="24"/>
+          <w:szCs w:val="24"/>
+        </w:rPr>
+        <w:t xml:space="preserve"> </w:t>
+      </w:r>
+      <w:proofErr w:type="spellStart"/>
+      <w:r>
+        <w:rPr>
+          <w:rFonts w:ascii="Times New Roman" w:eastAsia="Times New Roman" w:hAnsi="Times New Roman" w:cs="Times New Roman"/>
+          <w:color w:val="000000"/>
+          <w:sz w:val="24"/>
+          <w:szCs w:val="24"/>
+        </w:rPr>
+        <w:t>плащани́цею</w:t>
+      </w:r>
+      <w:proofErr w:type="spellEnd"/>
+      <w:r>
+        <w:rPr>
+          <w:rFonts w:ascii="Times New Roman" w:eastAsia="Times New Roman" w:hAnsi="Times New Roman" w:cs="Times New Roman"/>
+          <w:color w:val="000000"/>
+          <w:sz w:val="24"/>
+          <w:szCs w:val="24"/>
+        </w:rPr>
+        <w:t xml:space="preserve"> </w:t>
+      </w:r>
+      <w:proofErr w:type="spellStart"/>
+      <w:r>
+        <w:rPr>
+          <w:rFonts w:ascii="Times New Roman" w:eastAsia="Times New Roman" w:hAnsi="Times New Roman" w:cs="Times New Roman"/>
+          <w:color w:val="000000"/>
+          <w:sz w:val="24"/>
+          <w:szCs w:val="24"/>
+        </w:rPr>
+        <w:t>чи́стою</w:t>
+      </w:r>
+      <w:proofErr w:type="spellEnd"/>
+      <w:r>
+        <w:rPr>
+          <w:rFonts w:ascii="Times New Roman" w:eastAsia="Times New Roman" w:hAnsi="Times New Roman" w:cs="Times New Roman"/>
+          <w:color w:val="000000"/>
+          <w:sz w:val="24"/>
+          <w:szCs w:val="24"/>
+        </w:rPr>
+        <w:t xml:space="preserve"> </w:t>
+      </w:r>
+      <w:proofErr w:type="spellStart"/>
+      <w:r>
+        <w:rPr>
+          <w:rFonts w:ascii="Times New Roman" w:eastAsia="Times New Roman" w:hAnsi="Times New Roman" w:cs="Times New Roman"/>
+          <w:color w:val="000000"/>
+          <w:sz w:val="24"/>
+          <w:szCs w:val="24"/>
+        </w:rPr>
+        <w:t>обви́в</w:t>
+      </w:r>
+      <w:proofErr w:type="spellEnd"/>
+      <w:r>
+        <w:rPr>
+          <w:rFonts w:ascii="Times New Roman" w:eastAsia="Times New Roman" w:hAnsi="Times New Roman" w:cs="Times New Roman"/>
+          <w:color w:val="000000"/>
+          <w:sz w:val="24"/>
+          <w:szCs w:val="24"/>
+        </w:rPr>
+        <w:t xml:space="preserve"> і, </w:t>
+      </w:r>
+      <w:proofErr w:type="spellStart"/>
+      <w:r>
+        <w:rPr>
+          <w:rFonts w:ascii="Times New Roman" w:eastAsia="Times New Roman" w:hAnsi="Times New Roman" w:cs="Times New Roman"/>
+          <w:color w:val="000000"/>
+          <w:sz w:val="24"/>
+          <w:szCs w:val="24"/>
+        </w:rPr>
+        <w:t>арома́тами</w:t>
+      </w:r>
+      <w:proofErr w:type="spellEnd"/>
+      <w:r>
+        <w:rPr>
+          <w:rFonts w:ascii="Times New Roman" w:eastAsia="Times New Roman" w:hAnsi="Times New Roman" w:cs="Times New Roman"/>
+          <w:color w:val="000000"/>
+          <w:sz w:val="24"/>
+          <w:szCs w:val="24"/>
+        </w:rPr>
+        <w:t xml:space="preserve"> </w:t>
+      </w:r>
+      <w:proofErr w:type="spellStart"/>
+      <w:r>
+        <w:rPr>
+          <w:rFonts w:ascii="Times New Roman" w:eastAsia="Times New Roman" w:hAnsi="Times New Roman" w:cs="Times New Roman"/>
+          <w:color w:val="000000"/>
+          <w:sz w:val="24"/>
+          <w:szCs w:val="24"/>
+        </w:rPr>
+        <w:t>покри́вши</w:t>
+      </w:r>
+      <w:proofErr w:type="spellEnd"/>
+      <w:r>
+        <w:rPr>
+          <w:rFonts w:ascii="Times New Roman" w:eastAsia="Times New Roman" w:hAnsi="Times New Roman" w:cs="Times New Roman"/>
+          <w:color w:val="000000"/>
+          <w:sz w:val="24"/>
+          <w:szCs w:val="24"/>
+        </w:rPr>
+        <w:t xml:space="preserve">, у </w:t>
+      </w:r>
+      <w:proofErr w:type="spellStart"/>
+      <w:r>
+        <w:rPr>
+          <w:rFonts w:ascii="Times New Roman" w:eastAsia="Times New Roman" w:hAnsi="Times New Roman" w:cs="Times New Roman"/>
+          <w:color w:val="000000"/>
+          <w:sz w:val="24"/>
+          <w:szCs w:val="24"/>
+        </w:rPr>
+        <w:t>гро́бі</w:t>
+      </w:r>
+      <w:proofErr w:type="spellEnd"/>
+      <w:r>
+        <w:rPr>
+          <w:rFonts w:ascii="Times New Roman" w:eastAsia="Times New Roman" w:hAnsi="Times New Roman" w:cs="Times New Roman"/>
+          <w:color w:val="000000"/>
+          <w:sz w:val="24"/>
+          <w:szCs w:val="24"/>
+        </w:rPr>
+        <w:t xml:space="preserve"> </w:t>
+      </w:r>
+      <w:proofErr w:type="spellStart"/>
+      <w:r>
+        <w:rPr>
+          <w:rFonts w:ascii="Times New Roman" w:eastAsia="Times New Roman" w:hAnsi="Times New Roman" w:cs="Times New Roman"/>
+          <w:color w:val="000000"/>
+          <w:sz w:val="24"/>
+          <w:szCs w:val="24"/>
+        </w:rPr>
+        <w:t>нові́м</w:t>
+      </w:r>
+      <w:proofErr w:type="spellEnd"/>
+      <w:r>
+        <w:rPr>
+          <w:rFonts w:ascii="Times New Roman" w:eastAsia="Times New Roman" w:hAnsi="Times New Roman" w:cs="Times New Roman"/>
+          <w:color w:val="000000"/>
+          <w:sz w:val="24"/>
+          <w:szCs w:val="24"/>
+        </w:rPr>
+        <w:t xml:space="preserve"> </w:t>
+      </w:r>
+      <w:proofErr w:type="spellStart"/>
+      <w:r>
+        <w:rPr>
+          <w:rFonts w:ascii="Times New Roman" w:eastAsia="Times New Roman" w:hAnsi="Times New Roman" w:cs="Times New Roman"/>
+          <w:color w:val="000000"/>
+          <w:sz w:val="24"/>
+          <w:szCs w:val="24"/>
+        </w:rPr>
+        <w:t>положи́в</w:t>
+      </w:r>
+      <w:proofErr w:type="spellEnd"/>
+      <w:r>
+        <w:rPr>
+          <w:rFonts w:ascii="Times New Roman" w:eastAsia="Times New Roman" w:hAnsi="Times New Roman" w:cs="Times New Roman"/>
+          <w:color w:val="000000"/>
+          <w:sz w:val="24"/>
+          <w:szCs w:val="24"/>
+        </w:rPr>
+        <w:t xml:space="preserve">;* та по трьох днях </w:t>
+      </w:r>
+      <w:proofErr w:type="spellStart"/>
+      <w:r>
+        <w:rPr>
+          <w:rFonts w:ascii="Times New Roman" w:eastAsia="Times New Roman" w:hAnsi="Times New Roman" w:cs="Times New Roman"/>
+          <w:color w:val="000000"/>
+          <w:sz w:val="24"/>
+          <w:szCs w:val="24"/>
+        </w:rPr>
+        <w:t>воскре́с</w:t>
+      </w:r>
+      <w:proofErr w:type="spellEnd"/>
+      <w:r>
+        <w:rPr>
+          <w:rFonts w:ascii="Times New Roman" w:eastAsia="Times New Roman" w:hAnsi="Times New Roman" w:cs="Times New Roman"/>
+          <w:color w:val="000000"/>
+          <w:sz w:val="24"/>
+          <w:szCs w:val="24"/>
+        </w:rPr>
+        <w:t xml:space="preserve"> єси́, </w:t>
+      </w:r>
+      <w:proofErr w:type="spellStart"/>
+      <w:r>
+        <w:rPr>
+          <w:rFonts w:ascii="Times New Roman" w:eastAsia="Times New Roman" w:hAnsi="Times New Roman" w:cs="Times New Roman"/>
+          <w:color w:val="000000"/>
+          <w:sz w:val="24"/>
+          <w:szCs w:val="24"/>
+        </w:rPr>
+        <w:t>Го́споди</w:t>
+      </w:r>
+      <w:proofErr w:type="spellEnd"/>
+      <w:r>
+        <w:rPr>
+          <w:rFonts w:ascii="Times New Roman" w:eastAsia="Times New Roman" w:hAnsi="Times New Roman" w:cs="Times New Roman"/>
+          <w:color w:val="000000"/>
+          <w:sz w:val="24"/>
+          <w:szCs w:val="24"/>
+        </w:rPr>
+        <w:t xml:space="preserve">,* </w:t>
+      </w:r>
+      <w:proofErr w:type="spellStart"/>
+      <w:r>
+        <w:rPr>
+          <w:rFonts w:ascii="Times New Roman" w:eastAsia="Times New Roman" w:hAnsi="Times New Roman" w:cs="Times New Roman"/>
+          <w:color w:val="000000"/>
+          <w:sz w:val="24"/>
+          <w:szCs w:val="24"/>
+        </w:rPr>
+        <w:t>дару́ючи</w:t>
+      </w:r>
+      <w:proofErr w:type="spellEnd"/>
+      <w:r>
+        <w:rPr>
+          <w:rFonts w:ascii="Times New Roman" w:eastAsia="Times New Roman" w:hAnsi="Times New Roman" w:cs="Times New Roman"/>
+          <w:color w:val="000000"/>
+          <w:sz w:val="24"/>
+          <w:szCs w:val="24"/>
+        </w:rPr>
+        <w:t xml:space="preserve"> </w:t>
+      </w:r>
+      <w:proofErr w:type="spellStart"/>
+      <w:r>
+        <w:rPr>
+          <w:rFonts w:ascii="Times New Roman" w:eastAsia="Times New Roman" w:hAnsi="Times New Roman" w:cs="Times New Roman"/>
+          <w:color w:val="000000"/>
+          <w:sz w:val="24"/>
+          <w:szCs w:val="24"/>
+        </w:rPr>
+        <w:t>сві́тові</w:t>
+      </w:r>
+      <w:proofErr w:type="spellEnd"/>
+      <w:r>
+        <w:rPr>
+          <w:rFonts w:ascii="Times New Roman" w:eastAsia="Times New Roman" w:hAnsi="Times New Roman" w:cs="Times New Roman"/>
+          <w:color w:val="000000"/>
+          <w:sz w:val="24"/>
+          <w:szCs w:val="24"/>
+        </w:rPr>
+        <w:t xml:space="preserve"> </w:t>
+      </w:r>
+      <w:proofErr w:type="spellStart"/>
+      <w:r>
+        <w:rPr>
+          <w:rFonts w:ascii="Times New Roman" w:eastAsia="Times New Roman" w:hAnsi="Times New Roman" w:cs="Times New Roman"/>
+          <w:color w:val="000000"/>
+          <w:sz w:val="24"/>
+          <w:szCs w:val="24"/>
+        </w:rPr>
+        <w:t>вели́ку</w:t>
+      </w:r>
+      <w:proofErr w:type="spellEnd"/>
+      <w:r>
+        <w:rPr>
+          <w:rFonts w:ascii="Times New Roman" w:eastAsia="Times New Roman" w:hAnsi="Times New Roman" w:cs="Times New Roman"/>
+          <w:color w:val="000000"/>
+          <w:sz w:val="24"/>
+          <w:szCs w:val="24"/>
+        </w:rPr>
+        <w:t xml:space="preserve"> </w:t>
+      </w:r>
+      <w:proofErr w:type="spellStart"/>
+      <w:r>
+        <w:rPr>
+          <w:rFonts w:ascii="Times New Roman" w:eastAsia="Times New Roman" w:hAnsi="Times New Roman" w:cs="Times New Roman"/>
+          <w:color w:val="000000"/>
+          <w:sz w:val="24"/>
+          <w:szCs w:val="24"/>
+        </w:rPr>
+        <w:t>ми́лість</w:t>
+      </w:r>
+      <w:proofErr w:type="spellEnd"/>
+      <w:r>
+        <w:rPr>
+          <w:rFonts w:ascii="Times New Roman" w:eastAsia="Times New Roman" w:hAnsi="Times New Roman" w:cs="Times New Roman"/>
+          <w:color w:val="000000"/>
+          <w:sz w:val="24"/>
+          <w:szCs w:val="24"/>
+        </w:rPr>
+        <w:t>.</w:t>
       </w:r>
     </w:p>
     <w:p>
@@ -468,14 +1701,425 @@
         </w:rPr>
         <w:t xml:space="preserve">): </w:t>
       </w:r>
-      <w:r>
-        <w:rPr>
-          <w:rFonts w:ascii="Times New Roman" w:eastAsia="Times New Roman" w:hAnsi="Times New Roman" w:cs="Times New Roman"/>
-          <w:color w:val="000000"/>
-          <w:sz w:val="24"/>
-          <w:szCs w:val="24"/>
-        </w:rPr>
-        <w:t>Благоо́бразний Йо́сиф, з дре́ва зня́вши пречи́сте ті́ло Твоє́,* плащани́цею чи́стою обви́в і, арома́тами покри́вши, у гро́бі нові́м положи́в;* та по трьох днях воскре́с єси́, Го́споди,* дару́ючи сві́тові вели́ку ми́лість.</w:t>
+      <w:proofErr w:type="spellStart"/>
+      <w:r>
+        <w:rPr>
+          <w:rFonts w:ascii="Times New Roman" w:eastAsia="Times New Roman" w:hAnsi="Times New Roman" w:cs="Times New Roman"/>
+          <w:color w:val="000000"/>
+          <w:sz w:val="24"/>
+          <w:szCs w:val="24"/>
+        </w:rPr>
+        <w:t>Благоо́бразний</w:t>
+      </w:r>
+      <w:proofErr w:type="spellEnd"/>
+      <w:r>
+        <w:rPr>
+          <w:rFonts w:ascii="Times New Roman" w:eastAsia="Times New Roman" w:hAnsi="Times New Roman" w:cs="Times New Roman"/>
+          <w:color w:val="000000"/>
+          <w:sz w:val="24"/>
+          <w:szCs w:val="24"/>
+        </w:rPr>
+        <w:t xml:space="preserve"> </w:t>
+      </w:r>
+      <w:proofErr w:type="spellStart"/>
+      <w:r>
+        <w:rPr>
+          <w:rFonts w:ascii="Times New Roman" w:eastAsia="Times New Roman" w:hAnsi="Times New Roman" w:cs="Times New Roman"/>
+          <w:color w:val="000000"/>
+          <w:sz w:val="24"/>
+          <w:szCs w:val="24"/>
+        </w:rPr>
+        <w:t>Йо́сиф</w:t>
+      </w:r>
+      <w:proofErr w:type="spellEnd"/>
+      <w:r>
+        <w:rPr>
+          <w:rFonts w:ascii="Times New Roman" w:eastAsia="Times New Roman" w:hAnsi="Times New Roman" w:cs="Times New Roman"/>
+          <w:color w:val="000000"/>
+          <w:sz w:val="24"/>
+          <w:szCs w:val="24"/>
+        </w:rPr>
+        <w:t xml:space="preserve">, з </w:t>
+      </w:r>
+      <w:proofErr w:type="spellStart"/>
+      <w:r>
+        <w:rPr>
+          <w:rFonts w:ascii="Times New Roman" w:eastAsia="Times New Roman" w:hAnsi="Times New Roman" w:cs="Times New Roman"/>
+          <w:color w:val="000000"/>
+          <w:sz w:val="24"/>
+          <w:szCs w:val="24"/>
+        </w:rPr>
+        <w:t>дре́ва</w:t>
+      </w:r>
+      <w:proofErr w:type="spellEnd"/>
+      <w:r>
+        <w:rPr>
+          <w:rFonts w:ascii="Times New Roman" w:eastAsia="Times New Roman" w:hAnsi="Times New Roman" w:cs="Times New Roman"/>
+          <w:color w:val="000000"/>
+          <w:sz w:val="24"/>
+          <w:szCs w:val="24"/>
+        </w:rPr>
+        <w:t xml:space="preserve"> </w:t>
+      </w:r>
+      <w:proofErr w:type="spellStart"/>
+      <w:r>
+        <w:rPr>
+          <w:rFonts w:ascii="Times New Roman" w:eastAsia="Times New Roman" w:hAnsi="Times New Roman" w:cs="Times New Roman"/>
+          <w:color w:val="000000"/>
+          <w:sz w:val="24"/>
+          <w:szCs w:val="24"/>
+        </w:rPr>
+        <w:t>зня́вши</w:t>
+      </w:r>
+      <w:proofErr w:type="spellEnd"/>
+      <w:r>
+        <w:rPr>
+          <w:rFonts w:ascii="Times New Roman" w:eastAsia="Times New Roman" w:hAnsi="Times New Roman" w:cs="Times New Roman"/>
+          <w:color w:val="000000"/>
+          <w:sz w:val="24"/>
+          <w:szCs w:val="24"/>
+        </w:rPr>
+        <w:t xml:space="preserve"> </w:t>
+      </w:r>
+      <w:proofErr w:type="spellStart"/>
+      <w:r>
+        <w:rPr>
+          <w:rFonts w:ascii="Times New Roman" w:eastAsia="Times New Roman" w:hAnsi="Times New Roman" w:cs="Times New Roman"/>
+          <w:color w:val="000000"/>
+          <w:sz w:val="24"/>
+          <w:szCs w:val="24"/>
+        </w:rPr>
+        <w:t>пречи́сте</w:t>
+      </w:r>
+      <w:proofErr w:type="spellEnd"/>
+      <w:r>
+        <w:rPr>
+          <w:rFonts w:ascii="Times New Roman" w:eastAsia="Times New Roman" w:hAnsi="Times New Roman" w:cs="Times New Roman"/>
+          <w:color w:val="000000"/>
+          <w:sz w:val="24"/>
+          <w:szCs w:val="24"/>
+        </w:rPr>
+        <w:t xml:space="preserve"> </w:t>
+      </w:r>
+      <w:proofErr w:type="spellStart"/>
+      <w:r>
+        <w:rPr>
+          <w:rFonts w:ascii="Times New Roman" w:eastAsia="Times New Roman" w:hAnsi="Times New Roman" w:cs="Times New Roman"/>
+          <w:color w:val="000000"/>
+          <w:sz w:val="24"/>
+          <w:szCs w:val="24"/>
+        </w:rPr>
+        <w:t>ті́ло</w:t>
+      </w:r>
+      <w:proofErr w:type="spellEnd"/>
+      <w:r>
+        <w:rPr>
+          <w:rFonts w:ascii="Times New Roman" w:eastAsia="Times New Roman" w:hAnsi="Times New Roman" w:cs="Times New Roman"/>
+          <w:color w:val="000000"/>
+          <w:sz w:val="24"/>
+          <w:szCs w:val="24"/>
+        </w:rPr>
+        <w:t xml:space="preserve"> </w:t>
+      </w:r>
+      <w:proofErr w:type="gramStart"/>
+      <w:r>
+        <w:rPr>
+          <w:rFonts w:ascii="Times New Roman" w:eastAsia="Times New Roman" w:hAnsi="Times New Roman" w:cs="Times New Roman"/>
+          <w:color w:val="000000"/>
+          <w:sz w:val="24"/>
+          <w:szCs w:val="24"/>
+        </w:rPr>
+        <w:t>Твоє́,*</w:t>
+      </w:r>
+      <w:proofErr w:type="gramEnd"/>
+      <w:r>
+        <w:rPr>
+          <w:rFonts w:ascii="Times New Roman" w:eastAsia="Times New Roman" w:hAnsi="Times New Roman" w:cs="Times New Roman"/>
+          <w:color w:val="000000"/>
+          <w:sz w:val="24"/>
+          <w:szCs w:val="24"/>
+        </w:rPr>
+        <w:t xml:space="preserve"> </w:t>
+      </w:r>
+      <w:proofErr w:type="spellStart"/>
+      <w:r>
+        <w:rPr>
+          <w:rFonts w:ascii="Times New Roman" w:eastAsia="Times New Roman" w:hAnsi="Times New Roman" w:cs="Times New Roman"/>
+          <w:color w:val="000000"/>
+          <w:sz w:val="24"/>
+          <w:szCs w:val="24"/>
+        </w:rPr>
+        <w:t>плащани́цею</w:t>
+      </w:r>
+      <w:proofErr w:type="spellEnd"/>
+      <w:r>
+        <w:rPr>
+          <w:rFonts w:ascii="Times New Roman" w:eastAsia="Times New Roman" w:hAnsi="Times New Roman" w:cs="Times New Roman"/>
+          <w:color w:val="000000"/>
+          <w:sz w:val="24"/>
+          <w:szCs w:val="24"/>
+        </w:rPr>
+        <w:t xml:space="preserve"> </w:t>
+      </w:r>
+      <w:proofErr w:type="spellStart"/>
+      <w:r>
+        <w:rPr>
+          <w:rFonts w:ascii="Times New Roman" w:eastAsia="Times New Roman" w:hAnsi="Times New Roman" w:cs="Times New Roman"/>
+          <w:color w:val="000000"/>
+          <w:sz w:val="24"/>
+          <w:szCs w:val="24"/>
+        </w:rPr>
+        <w:t>чи́стою</w:t>
+      </w:r>
+      <w:proofErr w:type="spellEnd"/>
+      <w:r>
+        <w:rPr>
+          <w:rFonts w:ascii="Times New Roman" w:eastAsia="Times New Roman" w:hAnsi="Times New Roman" w:cs="Times New Roman"/>
+          <w:color w:val="000000"/>
+          <w:sz w:val="24"/>
+          <w:szCs w:val="24"/>
+        </w:rPr>
+        <w:t xml:space="preserve"> </w:t>
+      </w:r>
+      <w:proofErr w:type="spellStart"/>
+      <w:r>
+        <w:rPr>
+          <w:rFonts w:ascii="Times New Roman" w:eastAsia="Times New Roman" w:hAnsi="Times New Roman" w:cs="Times New Roman"/>
+          <w:color w:val="000000"/>
+          <w:sz w:val="24"/>
+          <w:szCs w:val="24"/>
+        </w:rPr>
+        <w:t>обви́в</w:t>
+      </w:r>
+      <w:proofErr w:type="spellEnd"/>
+      <w:r>
+        <w:rPr>
+          <w:rFonts w:ascii="Times New Roman" w:eastAsia="Times New Roman" w:hAnsi="Times New Roman" w:cs="Times New Roman"/>
+          <w:color w:val="000000"/>
+          <w:sz w:val="24"/>
+          <w:szCs w:val="24"/>
+        </w:rPr>
+        <w:t xml:space="preserve"> і, </w:t>
+      </w:r>
+      <w:proofErr w:type="spellStart"/>
+      <w:r>
+        <w:rPr>
+          <w:rFonts w:ascii="Times New Roman" w:eastAsia="Times New Roman" w:hAnsi="Times New Roman" w:cs="Times New Roman"/>
+          <w:color w:val="000000"/>
+          <w:sz w:val="24"/>
+          <w:szCs w:val="24"/>
+        </w:rPr>
+        <w:t>арома́тами</w:t>
+      </w:r>
+      <w:proofErr w:type="spellEnd"/>
+      <w:r>
+        <w:rPr>
+          <w:rFonts w:ascii="Times New Roman" w:eastAsia="Times New Roman" w:hAnsi="Times New Roman" w:cs="Times New Roman"/>
+          <w:color w:val="000000"/>
+          <w:sz w:val="24"/>
+          <w:szCs w:val="24"/>
+        </w:rPr>
+        <w:t xml:space="preserve"> </w:t>
+      </w:r>
+      <w:proofErr w:type="spellStart"/>
+      <w:r>
+        <w:rPr>
+          <w:rFonts w:ascii="Times New Roman" w:eastAsia="Times New Roman" w:hAnsi="Times New Roman" w:cs="Times New Roman"/>
+          <w:color w:val="000000"/>
+          <w:sz w:val="24"/>
+          <w:szCs w:val="24"/>
+        </w:rPr>
+        <w:t>покри́вши</w:t>
+      </w:r>
+      <w:proofErr w:type="spellEnd"/>
+      <w:r>
+        <w:rPr>
+          <w:rFonts w:ascii="Times New Roman" w:eastAsia="Times New Roman" w:hAnsi="Times New Roman" w:cs="Times New Roman"/>
+          <w:color w:val="000000"/>
+          <w:sz w:val="24"/>
+          <w:szCs w:val="24"/>
+        </w:rPr>
+        <w:t xml:space="preserve">, у </w:t>
+      </w:r>
+      <w:proofErr w:type="spellStart"/>
+      <w:r>
+        <w:rPr>
+          <w:rFonts w:ascii="Times New Roman" w:eastAsia="Times New Roman" w:hAnsi="Times New Roman" w:cs="Times New Roman"/>
+          <w:color w:val="000000"/>
+          <w:sz w:val="24"/>
+          <w:szCs w:val="24"/>
+        </w:rPr>
+        <w:t>гро́бі</w:t>
+      </w:r>
+      <w:proofErr w:type="spellEnd"/>
+      <w:r>
+        <w:rPr>
+          <w:rFonts w:ascii="Times New Roman" w:eastAsia="Times New Roman" w:hAnsi="Times New Roman" w:cs="Times New Roman"/>
+          <w:color w:val="000000"/>
+          <w:sz w:val="24"/>
+          <w:szCs w:val="24"/>
+        </w:rPr>
+        <w:t xml:space="preserve"> </w:t>
+      </w:r>
+      <w:proofErr w:type="spellStart"/>
+      <w:r>
+        <w:rPr>
+          <w:rFonts w:ascii="Times New Roman" w:eastAsia="Times New Roman" w:hAnsi="Times New Roman" w:cs="Times New Roman"/>
+          <w:color w:val="000000"/>
+          <w:sz w:val="24"/>
+          <w:szCs w:val="24"/>
+        </w:rPr>
+        <w:t>нові́м</w:t>
+      </w:r>
+      <w:proofErr w:type="spellEnd"/>
+      <w:r>
+        <w:rPr>
+          <w:rFonts w:ascii="Times New Roman" w:eastAsia="Times New Roman" w:hAnsi="Times New Roman" w:cs="Times New Roman"/>
+          <w:color w:val="000000"/>
+          <w:sz w:val="24"/>
+          <w:szCs w:val="24"/>
+        </w:rPr>
+        <w:t xml:space="preserve"> </w:t>
+      </w:r>
+      <w:proofErr w:type="spellStart"/>
+      <w:r>
+        <w:rPr>
+          <w:rFonts w:ascii="Times New Roman" w:eastAsia="Times New Roman" w:hAnsi="Times New Roman" w:cs="Times New Roman"/>
+          <w:color w:val="000000"/>
+          <w:sz w:val="24"/>
+          <w:szCs w:val="24"/>
+        </w:rPr>
+        <w:t>положи́в</w:t>
+      </w:r>
+      <w:proofErr w:type="spellEnd"/>
+      <w:r>
+        <w:rPr>
+          <w:rFonts w:ascii="Times New Roman" w:eastAsia="Times New Roman" w:hAnsi="Times New Roman" w:cs="Times New Roman"/>
+          <w:color w:val="000000"/>
+          <w:sz w:val="24"/>
+          <w:szCs w:val="24"/>
+        </w:rPr>
+        <w:t xml:space="preserve">;* та по трьох днях </w:t>
+      </w:r>
+      <w:proofErr w:type="spellStart"/>
+      <w:r>
+        <w:rPr>
+          <w:rFonts w:ascii="Times New Roman" w:eastAsia="Times New Roman" w:hAnsi="Times New Roman" w:cs="Times New Roman"/>
+          <w:color w:val="000000"/>
+          <w:sz w:val="24"/>
+          <w:szCs w:val="24"/>
+        </w:rPr>
+        <w:t>воскре́с</w:t>
+      </w:r>
+      <w:proofErr w:type="spellEnd"/>
+      <w:r>
+        <w:rPr>
+          <w:rFonts w:ascii="Times New Roman" w:eastAsia="Times New Roman" w:hAnsi="Times New Roman" w:cs="Times New Roman"/>
+          <w:color w:val="000000"/>
+          <w:sz w:val="24"/>
+          <w:szCs w:val="24"/>
+        </w:rPr>
+        <w:t xml:space="preserve"> єси́, </w:t>
+      </w:r>
+      <w:proofErr w:type="spellStart"/>
+      <w:r>
+        <w:rPr>
+          <w:rFonts w:ascii="Times New Roman" w:eastAsia="Times New Roman" w:hAnsi="Times New Roman" w:cs="Times New Roman"/>
+          <w:color w:val="000000"/>
+          <w:sz w:val="24"/>
+          <w:szCs w:val="24"/>
+        </w:rPr>
+        <w:t>Го́споди</w:t>
+      </w:r>
+      <w:proofErr w:type="spellEnd"/>
+      <w:r>
+        <w:rPr>
+          <w:rFonts w:ascii="Times New Roman" w:eastAsia="Times New Roman" w:hAnsi="Times New Roman" w:cs="Times New Roman"/>
+          <w:color w:val="000000"/>
+          <w:sz w:val="24"/>
+          <w:szCs w:val="24"/>
+        </w:rPr>
+        <w:t xml:space="preserve">,* </w:t>
+      </w:r>
+      <w:proofErr w:type="spellStart"/>
+      <w:r>
+        <w:rPr>
+          <w:rFonts w:ascii="Times New Roman" w:eastAsia="Times New Roman" w:hAnsi="Times New Roman" w:cs="Times New Roman"/>
+          <w:color w:val="000000"/>
+          <w:sz w:val="24"/>
+          <w:szCs w:val="24"/>
+        </w:rPr>
+        <w:t>дару́ючи</w:t>
+      </w:r>
+      <w:proofErr w:type="spellEnd"/>
+      <w:r>
+        <w:rPr>
+          <w:rFonts w:ascii="Times New Roman" w:eastAsia="Times New Roman" w:hAnsi="Times New Roman" w:cs="Times New Roman"/>
+          <w:color w:val="000000"/>
+          <w:sz w:val="24"/>
+          <w:szCs w:val="24"/>
+        </w:rPr>
+        <w:t xml:space="preserve"> </w:t>
+      </w:r>
+      <w:proofErr w:type="spellStart"/>
+      <w:r>
+        <w:rPr>
+          <w:rFonts w:ascii="Times New Roman" w:eastAsia="Times New Roman" w:hAnsi="Times New Roman" w:cs="Times New Roman"/>
+          <w:color w:val="000000"/>
+          <w:sz w:val="24"/>
+          <w:szCs w:val="24"/>
+        </w:rPr>
+        <w:t>сві́тові</w:t>
+      </w:r>
+      <w:proofErr w:type="spellEnd"/>
+      <w:r>
+        <w:rPr>
+          <w:rFonts w:ascii="Times New Roman" w:eastAsia="Times New Roman" w:hAnsi="Times New Roman" w:cs="Times New Roman"/>
+          <w:color w:val="000000"/>
+          <w:sz w:val="24"/>
+          <w:szCs w:val="24"/>
+        </w:rPr>
+        <w:t xml:space="preserve"> </w:t>
+      </w:r>
+      <w:proofErr w:type="spellStart"/>
+      <w:r>
+        <w:rPr>
+          <w:rFonts w:ascii="Times New Roman" w:eastAsia="Times New Roman" w:hAnsi="Times New Roman" w:cs="Times New Roman"/>
+          <w:color w:val="000000"/>
+          <w:sz w:val="24"/>
+          <w:szCs w:val="24"/>
+        </w:rPr>
+        <w:t>вели́ку</w:t>
+      </w:r>
+      <w:proofErr w:type="spellEnd"/>
+      <w:r>
+        <w:rPr>
+          <w:rFonts w:ascii="Times New Roman" w:eastAsia="Times New Roman" w:hAnsi="Times New Roman" w:cs="Times New Roman"/>
+          <w:color w:val="000000"/>
+          <w:sz w:val="24"/>
+          <w:szCs w:val="24"/>
+        </w:rPr>
+        <w:t xml:space="preserve"> </w:t>
+      </w:r>
+      <w:proofErr w:type="spellStart"/>
+      <w:r>
+        <w:rPr>
+          <w:rFonts w:ascii="Times New Roman" w:eastAsia="Times New Roman" w:hAnsi="Times New Roman" w:cs="Times New Roman"/>
+          <w:color w:val="000000"/>
+          <w:sz w:val="24"/>
+          <w:szCs w:val="24"/>
+        </w:rPr>
+        <w:t>ми́лість</w:t>
+      </w:r>
+      <w:proofErr w:type="spellEnd"/>
+      <w:r>
+        <w:rPr>
+          <w:rFonts w:ascii="Times New Roman" w:eastAsia="Times New Roman" w:hAnsi="Times New Roman" w:cs="Times New Roman"/>
+          <w:color w:val="000000"/>
+          <w:sz w:val="24"/>
+          <w:szCs w:val="24"/>
+        </w:rPr>
+        <w:t>.</w:t>
       </w:r>
     </w:p>
     <w:p>
@@ -588,14 +2232,425 @@
         </w:rPr>
         <w:t xml:space="preserve">): </w:t>
       </w:r>
-      <w:r>
-        <w:rPr>
-          <w:rFonts w:ascii="Times New Roman" w:eastAsia="Times New Roman" w:hAnsi="Times New Roman" w:cs="Times New Roman"/>
-          <w:color w:val="000000"/>
-          <w:sz w:val="24"/>
-          <w:szCs w:val="24"/>
-        </w:rPr>
-        <w:t>Благоо́бразний Йо́сиф, з дре́ва зня́вши пречи́сте ті́ло Твоє́,* плащани́цею чи́стою обви́в і, арома́тами покри́вши, у гро́бі нові́м положи́в;* та по трьох днях воскре́с єси́, Го́споди,* дару́ючи сві́тові вели́ку ми́лість.</w:t>
+      <w:proofErr w:type="spellStart"/>
+      <w:r>
+        <w:rPr>
+          <w:rFonts w:ascii="Times New Roman" w:eastAsia="Times New Roman" w:hAnsi="Times New Roman" w:cs="Times New Roman"/>
+          <w:color w:val="000000"/>
+          <w:sz w:val="24"/>
+          <w:szCs w:val="24"/>
+        </w:rPr>
+        <w:t>Благоо́бразний</w:t>
+      </w:r>
+      <w:proofErr w:type="spellEnd"/>
+      <w:r>
+        <w:rPr>
+          <w:rFonts w:ascii="Times New Roman" w:eastAsia="Times New Roman" w:hAnsi="Times New Roman" w:cs="Times New Roman"/>
+          <w:color w:val="000000"/>
+          <w:sz w:val="24"/>
+          <w:szCs w:val="24"/>
+        </w:rPr>
+        <w:t xml:space="preserve"> </w:t>
+      </w:r>
+      <w:proofErr w:type="spellStart"/>
+      <w:r>
+        <w:rPr>
+          <w:rFonts w:ascii="Times New Roman" w:eastAsia="Times New Roman" w:hAnsi="Times New Roman" w:cs="Times New Roman"/>
+          <w:color w:val="000000"/>
+          <w:sz w:val="24"/>
+          <w:szCs w:val="24"/>
+        </w:rPr>
+        <w:t>Йо́сиф</w:t>
+      </w:r>
+      <w:proofErr w:type="spellEnd"/>
+      <w:r>
+        <w:rPr>
+          <w:rFonts w:ascii="Times New Roman" w:eastAsia="Times New Roman" w:hAnsi="Times New Roman" w:cs="Times New Roman"/>
+          <w:color w:val="000000"/>
+          <w:sz w:val="24"/>
+          <w:szCs w:val="24"/>
+        </w:rPr>
+        <w:t xml:space="preserve">, з </w:t>
+      </w:r>
+      <w:proofErr w:type="spellStart"/>
+      <w:r>
+        <w:rPr>
+          <w:rFonts w:ascii="Times New Roman" w:eastAsia="Times New Roman" w:hAnsi="Times New Roman" w:cs="Times New Roman"/>
+          <w:color w:val="000000"/>
+          <w:sz w:val="24"/>
+          <w:szCs w:val="24"/>
+        </w:rPr>
+        <w:t>дре́ва</w:t>
+      </w:r>
+      <w:proofErr w:type="spellEnd"/>
+      <w:r>
+        <w:rPr>
+          <w:rFonts w:ascii="Times New Roman" w:eastAsia="Times New Roman" w:hAnsi="Times New Roman" w:cs="Times New Roman"/>
+          <w:color w:val="000000"/>
+          <w:sz w:val="24"/>
+          <w:szCs w:val="24"/>
+        </w:rPr>
+        <w:t xml:space="preserve"> </w:t>
+      </w:r>
+      <w:proofErr w:type="spellStart"/>
+      <w:r>
+        <w:rPr>
+          <w:rFonts w:ascii="Times New Roman" w:eastAsia="Times New Roman" w:hAnsi="Times New Roman" w:cs="Times New Roman"/>
+          <w:color w:val="000000"/>
+          <w:sz w:val="24"/>
+          <w:szCs w:val="24"/>
+        </w:rPr>
+        <w:t>зня́вши</w:t>
+      </w:r>
+      <w:proofErr w:type="spellEnd"/>
+      <w:r>
+        <w:rPr>
+          <w:rFonts w:ascii="Times New Roman" w:eastAsia="Times New Roman" w:hAnsi="Times New Roman" w:cs="Times New Roman"/>
+          <w:color w:val="000000"/>
+          <w:sz w:val="24"/>
+          <w:szCs w:val="24"/>
+        </w:rPr>
+        <w:t xml:space="preserve"> </w:t>
+      </w:r>
+      <w:proofErr w:type="spellStart"/>
+      <w:r>
+        <w:rPr>
+          <w:rFonts w:ascii="Times New Roman" w:eastAsia="Times New Roman" w:hAnsi="Times New Roman" w:cs="Times New Roman"/>
+          <w:color w:val="000000"/>
+          <w:sz w:val="24"/>
+          <w:szCs w:val="24"/>
+        </w:rPr>
+        <w:t>пречи́сте</w:t>
+      </w:r>
+      <w:proofErr w:type="spellEnd"/>
+      <w:r>
+        <w:rPr>
+          <w:rFonts w:ascii="Times New Roman" w:eastAsia="Times New Roman" w:hAnsi="Times New Roman" w:cs="Times New Roman"/>
+          <w:color w:val="000000"/>
+          <w:sz w:val="24"/>
+          <w:szCs w:val="24"/>
+        </w:rPr>
+        <w:t xml:space="preserve"> </w:t>
+      </w:r>
+      <w:proofErr w:type="spellStart"/>
+      <w:r>
+        <w:rPr>
+          <w:rFonts w:ascii="Times New Roman" w:eastAsia="Times New Roman" w:hAnsi="Times New Roman" w:cs="Times New Roman"/>
+          <w:color w:val="000000"/>
+          <w:sz w:val="24"/>
+          <w:szCs w:val="24"/>
+        </w:rPr>
+        <w:t>ті́ло</w:t>
+      </w:r>
+      <w:proofErr w:type="spellEnd"/>
+      <w:r>
+        <w:rPr>
+          <w:rFonts w:ascii="Times New Roman" w:eastAsia="Times New Roman" w:hAnsi="Times New Roman" w:cs="Times New Roman"/>
+          <w:color w:val="000000"/>
+          <w:sz w:val="24"/>
+          <w:szCs w:val="24"/>
+        </w:rPr>
+        <w:t xml:space="preserve"> </w:t>
+      </w:r>
+      <w:proofErr w:type="gramStart"/>
+      <w:r>
+        <w:rPr>
+          <w:rFonts w:ascii="Times New Roman" w:eastAsia="Times New Roman" w:hAnsi="Times New Roman" w:cs="Times New Roman"/>
+          <w:color w:val="000000"/>
+          <w:sz w:val="24"/>
+          <w:szCs w:val="24"/>
+        </w:rPr>
+        <w:t>Твоє́,*</w:t>
+      </w:r>
+      <w:proofErr w:type="gramEnd"/>
+      <w:r>
+        <w:rPr>
+          <w:rFonts w:ascii="Times New Roman" w:eastAsia="Times New Roman" w:hAnsi="Times New Roman" w:cs="Times New Roman"/>
+          <w:color w:val="000000"/>
+          <w:sz w:val="24"/>
+          <w:szCs w:val="24"/>
+        </w:rPr>
+        <w:t xml:space="preserve"> </w:t>
+      </w:r>
+      <w:proofErr w:type="spellStart"/>
+      <w:r>
+        <w:rPr>
+          <w:rFonts w:ascii="Times New Roman" w:eastAsia="Times New Roman" w:hAnsi="Times New Roman" w:cs="Times New Roman"/>
+          <w:color w:val="000000"/>
+          <w:sz w:val="24"/>
+          <w:szCs w:val="24"/>
+        </w:rPr>
+        <w:t>плащани́цею</w:t>
+      </w:r>
+      <w:proofErr w:type="spellEnd"/>
+      <w:r>
+        <w:rPr>
+          <w:rFonts w:ascii="Times New Roman" w:eastAsia="Times New Roman" w:hAnsi="Times New Roman" w:cs="Times New Roman"/>
+          <w:color w:val="000000"/>
+          <w:sz w:val="24"/>
+          <w:szCs w:val="24"/>
+        </w:rPr>
+        <w:t xml:space="preserve"> </w:t>
+      </w:r>
+      <w:proofErr w:type="spellStart"/>
+      <w:r>
+        <w:rPr>
+          <w:rFonts w:ascii="Times New Roman" w:eastAsia="Times New Roman" w:hAnsi="Times New Roman" w:cs="Times New Roman"/>
+          <w:color w:val="000000"/>
+          <w:sz w:val="24"/>
+          <w:szCs w:val="24"/>
+        </w:rPr>
+        <w:t>чи́стою</w:t>
+      </w:r>
+      <w:proofErr w:type="spellEnd"/>
+      <w:r>
+        <w:rPr>
+          <w:rFonts w:ascii="Times New Roman" w:eastAsia="Times New Roman" w:hAnsi="Times New Roman" w:cs="Times New Roman"/>
+          <w:color w:val="000000"/>
+          <w:sz w:val="24"/>
+          <w:szCs w:val="24"/>
+        </w:rPr>
+        <w:t xml:space="preserve"> </w:t>
+      </w:r>
+      <w:proofErr w:type="spellStart"/>
+      <w:r>
+        <w:rPr>
+          <w:rFonts w:ascii="Times New Roman" w:eastAsia="Times New Roman" w:hAnsi="Times New Roman" w:cs="Times New Roman"/>
+          <w:color w:val="000000"/>
+          <w:sz w:val="24"/>
+          <w:szCs w:val="24"/>
+        </w:rPr>
+        <w:t>обви́в</w:t>
+      </w:r>
+      <w:proofErr w:type="spellEnd"/>
+      <w:r>
+        <w:rPr>
+          <w:rFonts w:ascii="Times New Roman" w:eastAsia="Times New Roman" w:hAnsi="Times New Roman" w:cs="Times New Roman"/>
+          <w:color w:val="000000"/>
+          <w:sz w:val="24"/>
+          <w:szCs w:val="24"/>
+        </w:rPr>
+        <w:t xml:space="preserve"> і, </w:t>
+      </w:r>
+      <w:proofErr w:type="spellStart"/>
+      <w:r>
+        <w:rPr>
+          <w:rFonts w:ascii="Times New Roman" w:eastAsia="Times New Roman" w:hAnsi="Times New Roman" w:cs="Times New Roman"/>
+          <w:color w:val="000000"/>
+          <w:sz w:val="24"/>
+          <w:szCs w:val="24"/>
+        </w:rPr>
+        <w:t>арома́тами</w:t>
+      </w:r>
+      <w:proofErr w:type="spellEnd"/>
+      <w:r>
+        <w:rPr>
+          <w:rFonts w:ascii="Times New Roman" w:eastAsia="Times New Roman" w:hAnsi="Times New Roman" w:cs="Times New Roman"/>
+          <w:color w:val="000000"/>
+          <w:sz w:val="24"/>
+          <w:szCs w:val="24"/>
+        </w:rPr>
+        <w:t xml:space="preserve"> </w:t>
+      </w:r>
+      <w:proofErr w:type="spellStart"/>
+      <w:r>
+        <w:rPr>
+          <w:rFonts w:ascii="Times New Roman" w:eastAsia="Times New Roman" w:hAnsi="Times New Roman" w:cs="Times New Roman"/>
+          <w:color w:val="000000"/>
+          <w:sz w:val="24"/>
+          <w:szCs w:val="24"/>
+        </w:rPr>
+        <w:t>покри́вши</w:t>
+      </w:r>
+      <w:proofErr w:type="spellEnd"/>
+      <w:r>
+        <w:rPr>
+          <w:rFonts w:ascii="Times New Roman" w:eastAsia="Times New Roman" w:hAnsi="Times New Roman" w:cs="Times New Roman"/>
+          <w:color w:val="000000"/>
+          <w:sz w:val="24"/>
+          <w:szCs w:val="24"/>
+        </w:rPr>
+        <w:t xml:space="preserve">, у </w:t>
+      </w:r>
+      <w:proofErr w:type="spellStart"/>
+      <w:r>
+        <w:rPr>
+          <w:rFonts w:ascii="Times New Roman" w:eastAsia="Times New Roman" w:hAnsi="Times New Roman" w:cs="Times New Roman"/>
+          <w:color w:val="000000"/>
+          <w:sz w:val="24"/>
+          <w:szCs w:val="24"/>
+        </w:rPr>
+        <w:t>гро́бі</w:t>
+      </w:r>
+      <w:proofErr w:type="spellEnd"/>
+      <w:r>
+        <w:rPr>
+          <w:rFonts w:ascii="Times New Roman" w:eastAsia="Times New Roman" w:hAnsi="Times New Roman" w:cs="Times New Roman"/>
+          <w:color w:val="000000"/>
+          <w:sz w:val="24"/>
+          <w:szCs w:val="24"/>
+        </w:rPr>
+        <w:t xml:space="preserve"> </w:t>
+      </w:r>
+      <w:proofErr w:type="spellStart"/>
+      <w:r>
+        <w:rPr>
+          <w:rFonts w:ascii="Times New Roman" w:eastAsia="Times New Roman" w:hAnsi="Times New Roman" w:cs="Times New Roman"/>
+          <w:color w:val="000000"/>
+          <w:sz w:val="24"/>
+          <w:szCs w:val="24"/>
+        </w:rPr>
+        <w:t>нові́м</w:t>
+      </w:r>
+      <w:proofErr w:type="spellEnd"/>
+      <w:r>
+        <w:rPr>
+          <w:rFonts w:ascii="Times New Roman" w:eastAsia="Times New Roman" w:hAnsi="Times New Roman" w:cs="Times New Roman"/>
+          <w:color w:val="000000"/>
+          <w:sz w:val="24"/>
+          <w:szCs w:val="24"/>
+        </w:rPr>
+        <w:t xml:space="preserve"> </w:t>
+      </w:r>
+      <w:proofErr w:type="spellStart"/>
+      <w:r>
+        <w:rPr>
+          <w:rFonts w:ascii="Times New Roman" w:eastAsia="Times New Roman" w:hAnsi="Times New Roman" w:cs="Times New Roman"/>
+          <w:color w:val="000000"/>
+          <w:sz w:val="24"/>
+          <w:szCs w:val="24"/>
+        </w:rPr>
+        <w:t>положи́в</w:t>
+      </w:r>
+      <w:proofErr w:type="spellEnd"/>
+      <w:r>
+        <w:rPr>
+          <w:rFonts w:ascii="Times New Roman" w:eastAsia="Times New Roman" w:hAnsi="Times New Roman" w:cs="Times New Roman"/>
+          <w:color w:val="000000"/>
+          <w:sz w:val="24"/>
+          <w:szCs w:val="24"/>
+        </w:rPr>
+        <w:t xml:space="preserve">;* та по трьох днях </w:t>
+      </w:r>
+      <w:proofErr w:type="spellStart"/>
+      <w:r>
+        <w:rPr>
+          <w:rFonts w:ascii="Times New Roman" w:eastAsia="Times New Roman" w:hAnsi="Times New Roman" w:cs="Times New Roman"/>
+          <w:color w:val="000000"/>
+          <w:sz w:val="24"/>
+          <w:szCs w:val="24"/>
+        </w:rPr>
+        <w:t>воскре́с</w:t>
+      </w:r>
+      <w:proofErr w:type="spellEnd"/>
+      <w:r>
+        <w:rPr>
+          <w:rFonts w:ascii="Times New Roman" w:eastAsia="Times New Roman" w:hAnsi="Times New Roman" w:cs="Times New Roman"/>
+          <w:color w:val="000000"/>
+          <w:sz w:val="24"/>
+          <w:szCs w:val="24"/>
+        </w:rPr>
+        <w:t xml:space="preserve"> єси́, </w:t>
+      </w:r>
+      <w:proofErr w:type="spellStart"/>
+      <w:r>
+        <w:rPr>
+          <w:rFonts w:ascii="Times New Roman" w:eastAsia="Times New Roman" w:hAnsi="Times New Roman" w:cs="Times New Roman"/>
+          <w:color w:val="000000"/>
+          <w:sz w:val="24"/>
+          <w:szCs w:val="24"/>
+        </w:rPr>
+        <w:t>Го́споди</w:t>
+      </w:r>
+      <w:proofErr w:type="spellEnd"/>
+      <w:r>
+        <w:rPr>
+          <w:rFonts w:ascii="Times New Roman" w:eastAsia="Times New Roman" w:hAnsi="Times New Roman" w:cs="Times New Roman"/>
+          <w:color w:val="000000"/>
+          <w:sz w:val="24"/>
+          <w:szCs w:val="24"/>
+        </w:rPr>
+        <w:t xml:space="preserve">,* </w:t>
+      </w:r>
+      <w:proofErr w:type="spellStart"/>
+      <w:r>
+        <w:rPr>
+          <w:rFonts w:ascii="Times New Roman" w:eastAsia="Times New Roman" w:hAnsi="Times New Roman" w:cs="Times New Roman"/>
+          <w:color w:val="000000"/>
+          <w:sz w:val="24"/>
+          <w:szCs w:val="24"/>
+        </w:rPr>
+        <w:t>дару́ючи</w:t>
+      </w:r>
+      <w:proofErr w:type="spellEnd"/>
+      <w:r>
+        <w:rPr>
+          <w:rFonts w:ascii="Times New Roman" w:eastAsia="Times New Roman" w:hAnsi="Times New Roman" w:cs="Times New Roman"/>
+          <w:color w:val="000000"/>
+          <w:sz w:val="24"/>
+          <w:szCs w:val="24"/>
+        </w:rPr>
+        <w:t xml:space="preserve"> </w:t>
+      </w:r>
+      <w:proofErr w:type="spellStart"/>
+      <w:r>
+        <w:rPr>
+          <w:rFonts w:ascii="Times New Roman" w:eastAsia="Times New Roman" w:hAnsi="Times New Roman" w:cs="Times New Roman"/>
+          <w:color w:val="000000"/>
+          <w:sz w:val="24"/>
+          <w:szCs w:val="24"/>
+        </w:rPr>
+        <w:t>сві́тові</w:t>
+      </w:r>
+      <w:proofErr w:type="spellEnd"/>
+      <w:r>
+        <w:rPr>
+          <w:rFonts w:ascii="Times New Roman" w:eastAsia="Times New Roman" w:hAnsi="Times New Roman" w:cs="Times New Roman"/>
+          <w:color w:val="000000"/>
+          <w:sz w:val="24"/>
+          <w:szCs w:val="24"/>
+        </w:rPr>
+        <w:t xml:space="preserve"> </w:t>
+      </w:r>
+      <w:proofErr w:type="spellStart"/>
+      <w:r>
+        <w:rPr>
+          <w:rFonts w:ascii="Times New Roman" w:eastAsia="Times New Roman" w:hAnsi="Times New Roman" w:cs="Times New Roman"/>
+          <w:color w:val="000000"/>
+          <w:sz w:val="24"/>
+          <w:szCs w:val="24"/>
+        </w:rPr>
+        <w:t>вели́ку</w:t>
+      </w:r>
+      <w:proofErr w:type="spellEnd"/>
+      <w:r>
+        <w:rPr>
+          <w:rFonts w:ascii="Times New Roman" w:eastAsia="Times New Roman" w:hAnsi="Times New Roman" w:cs="Times New Roman"/>
+          <w:color w:val="000000"/>
+          <w:sz w:val="24"/>
+          <w:szCs w:val="24"/>
+        </w:rPr>
+        <w:t xml:space="preserve"> </w:t>
+      </w:r>
+      <w:proofErr w:type="spellStart"/>
+      <w:r>
+        <w:rPr>
+          <w:rFonts w:ascii="Times New Roman" w:eastAsia="Times New Roman" w:hAnsi="Times New Roman" w:cs="Times New Roman"/>
+          <w:color w:val="000000"/>
+          <w:sz w:val="24"/>
+          <w:szCs w:val="24"/>
+        </w:rPr>
+        <w:t>ми́лість</w:t>
+      </w:r>
+      <w:proofErr w:type="spellEnd"/>
+      <w:r>
+        <w:rPr>
+          <w:rFonts w:ascii="Times New Roman" w:eastAsia="Times New Roman" w:hAnsi="Times New Roman" w:cs="Times New Roman"/>
+          <w:color w:val="000000"/>
+          <w:sz w:val="24"/>
+          <w:szCs w:val="24"/>
+        </w:rPr>
+        <w:t>.</w:t>
       </w:r>
     </w:p>
     <w:p>
@@ -708,14 +2763,425 @@
         </w:rPr>
         <w:t xml:space="preserve">): </w:t>
       </w:r>
-      <w:r>
-        <w:rPr>
-          <w:rFonts w:ascii="Times New Roman" w:eastAsia="Times New Roman" w:hAnsi="Times New Roman" w:cs="Times New Roman"/>
-          <w:color w:val="000000"/>
-          <w:sz w:val="24"/>
-          <w:szCs w:val="24"/>
-        </w:rPr>
-        <w:t>Благоо́бразний Йо́сиф, з дре́ва зня́вши пречи́сте ті́ло Твоє́,* плащани́цею чи́стою обви́в і, арома́тами покри́вши, у гро́бі нові́м положи́в;* та по трьох днях воскре́с єси́, Го́споди,* дару́ючи сві́тові вели́ку ми́лість.</w:t>
+      <w:proofErr w:type="spellStart"/>
+      <w:r>
+        <w:rPr>
+          <w:rFonts w:ascii="Times New Roman" w:eastAsia="Times New Roman" w:hAnsi="Times New Roman" w:cs="Times New Roman"/>
+          <w:color w:val="000000"/>
+          <w:sz w:val="24"/>
+          <w:szCs w:val="24"/>
+        </w:rPr>
+        <w:t>Благоо́бразний</w:t>
+      </w:r>
+      <w:proofErr w:type="spellEnd"/>
+      <w:r>
+        <w:rPr>
+          <w:rFonts w:ascii="Times New Roman" w:eastAsia="Times New Roman" w:hAnsi="Times New Roman" w:cs="Times New Roman"/>
+          <w:color w:val="000000"/>
+          <w:sz w:val="24"/>
+          <w:szCs w:val="24"/>
+        </w:rPr>
+        <w:t xml:space="preserve"> </w:t>
+      </w:r>
+      <w:proofErr w:type="spellStart"/>
+      <w:r>
+        <w:rPr>
+          <w:rFonts w:ascii="Times New Roman" w:eastAsia="Times New Roman" w:hAnsi="Times New Roman" w:cs="Times New Roman"/>
+          <w:color w:val="000000"/>
+          <w:sz w:val="24"/>
+          <w:szCs w:val="24"/>
+        </w:rPr>
+        <w:t>Йо́сиф</w:t>
+      </w:r>
+      <w:proofErr w:type="spellEnd"/>
+      <w:r>
+        <w:rPr>
+          <w:rFonts w:ascii="Times New Roman" w:eastAsia="Times New Roman" w:hAnsi="Times New Roman" w:cs="Times New Roman"/>
+          <w:color w:val="000000"/>
+          <w:sz w:val="24"/>
+          <w:szCs w:val="24"/>
+        </w:rPr>
+        <w:t xml:space="preserve">, з </w:t>
+      </w:r>
+      <w:proofErr w:type="spellStart"/>
+      <w:r>
+        <w:rPr>
+          <w:rFonts w:ascii="Times New Roman" w:eastAsia="Times New Roman" w:hAnsi="Times New Roman" w:cs="Times New Roman"/>
+          <w:color w:val="000000"/>
+          <w:sz w:val="24"/>
+          <w:szCs w:val="24"/>
+        </w:rPr>
+        <w:t>дре́ва</w:t>
+      </w:r>
+      <w:proofErr w:type="spellEnd"/>
+      <w:r>
+        <w:rPr>
+          <w:rFonts w:ascii="Times New Roman" w:eastAsia="Times New Roman" w:hAnsi="Times New Roman" w:cs="Times New Roman"/>
+          <w:color w:val="000000"/>
+          <w:sz w:val="24"/>
+          <w:szCs w:val="24"/>
+        </w:rPr>
+        <w:t xml:space="preserve"> </w:t>
+      </w:r>
+      <w:proofErr w:type="spellStart"/>
+      <w:r>
+        <w:rPr>
+          <w:rFonts w:ascii="Times New Roman" w:eastAsia="Times New Roman" w:hAnsi="Times New Roman" w:cs="Times New Roman"/>
+          <w:color w:val="000000"/>
+          <w:sz w:val="24"/>
+          <w:szCs w:val="24"/>
+        </w:rPr>
+        <w:t>зня́вши</w:t>
+      </w:r>
+      <w:proofErr w:type="spellEnd"/>
+      <w:r>
+        <w:rPr>
+          <w:rFonts w:ascii="Times New Roman" w:eastAsia="Times New Roman" w:hAnsi="Times New Roman" w:cs="Times New Roman"/>
+          <w:color w:val="000000"/>
+          <w:sz w:val="24"/>
+          <w:szCs w:val="24"/>
+        </w:rPr>
+        <w:t xml:space="preserve"> </w:t>
+      </w:r>
+      <w:proofErr w:type="spellStart"/>
+      <w:r>
+        <w:rPr>
+          <w:rFonts w:ascii="Times New Roman" w:eastAsia="Times New Roman" w:hAnsi="Times New Roman" w:cs="Times New Roman"/>
+          <w:color w:val="000000"/>
+          <w:sz w:val="24"/>
+          <w:szCs w:val="24"/>
+        </w:rPr>
+        <w:t>пречи́сте</w:t>
+      </w:r>
+      <w:proofErr w:type="spellEnd"/>
+      <w:r>
+        <w:rPr>
+          <w:rFonts w:ascii="Times New Roman" w:eastAsia="Times New Roman" w:hAnsi="Times New Roman" w:cs="Times New Roman"/>
+          <w:color w:val="000000"/>
+          <w:sz w:val="24"/>
+          <w:szCs w:val="24"/>
+        </w:rPr>
+        <w:t xml:space="preserve"> </w:t>
+      </w:r>
+      <w:proofErr w:type="spellStart"/>
+      <w:r>
+        <w:rPr>
+          <w:rFonts w:ascii="Times New Roman" w:eastAsia="Times New Roman" w:hAnsi="Times New Roman" w:cs="Times New Roman"/>
+          <w:color w:val="000000"/>
+          <w:sz w:val="24"/>
+          <w:szCs w:val="24"/>
+        </w:rPr>
+        <w:t>ті́ло</w:t>
+      </w:r>
+      <w:proofErr w:type="spellEnd"/>
+      <w:r>
+        <w:rPr>
+          <w:rFonts w:ascii="Times New Roman" w:eastAsia="Times New Roman" w:hAnsi="Times New Roman" w:cs="Times New Roman"/>
+          <w:color w:val="000000"/>
+          <w:sz w:val="24"/>
+          <w:szCs w:val="24"/>
+        </w:rPr>
+        <w:t xml:space="preserve"> </w:t>
+      </w:r>
+      <w:proofErr w:type="gramStart"/>
+      <w:r>
+        <w:rPr>
+          <w:rFonts w:ascii="Times New Roman" w:eastAsia="Times New Roman" w:hAnsi="Times New Roman" w:cs="Times New Roman"/>
+          <w:color w:val="000000"/>
+          <w:sz w:val="24"/>
+          <w:szCs w:val="24"/>
+        </w:rPr>
+        <w:t>Твоє́,*</w:t>
+      </w:r>
+      <w:proofErr w:type="gramEnd"/>
+      <w:r>
+        <w:rPr>
+          <w:rFonts w:ascii="Times New Roman" w:eastAsia="Times New Roman" w:hAnsi="Times New Roman" w:cs="Times New Roman"/>
+          <w:color w:val="000000"/>
+          <w:sz w:val="24"/>
+          <w:szCs w:val="24"/>
+        </w:rPr>
+        <w:t xml:space="preserve"> </w:t>
+      </w:r>
+      <w:proofErr w:type="spellStart"/>
+      <w:r>
+        <w:rPr>
+          <w:rFonts w:ascii="Times New Roman" w:eastAsia="Times New Roman" w:hAnsi="Times New Roman" w:cs="Times New Roman"/>
+          <w:color w:val="000000"/>
+          <w:sz w:val="24"/>
+          <w:szCs w:val="24"/>
+        </w:rPr>
+        <w:t>плащани́цею</w:t>
+      </w:r>
+      <w:proofErr w:type="spellEnd"/>
+      <w:r>
+        <w:rPr>
+          <w:rFonts w:ascii="Times New Roman" w:eastAsia="Times New Roman" w:hAnsi="Times New Roman" w:cs="Times New Roman"/>
+          <w:color w:val="000000"/>
+          <w:sz w:val="24"/>
+          <w:szCs w:val="24"/>
+        </w:rPr>
+        <w:t xml:space="preserve"> </w:t>
+      </w:r>
+      <w:proofErr w:type="spellStart"/>
+      <w:r>
+        <w:rPr>
+          <w:rFonts w:ascii="Times New Roman" w:eastAsia="Times New Roman" w:hAnsi="Times New Roman" w:cs="Times New Roman"/>
+          <w:color w:val="000000"/>
+          <w:sz w:val="24"/>
+          <w:szCs w:val="24"/>
+        </w:rPr>
+        <w:t>чи́стою</w:t>
+      </w:r>
+      <w:proofErr w:type="spellEnd"/>
+      <w:r>
+        <w:rPr>
+          <w:rFonts w:ascii="Times New Roman" w:eastAsia="Times New Roman" w:hAnsi="Times New Roman" w:cs="Times New Roman"/>
+          <w:color w:val="000000"/>
+          <w:sz w:val="24"/>
+          <w:szCs w:val="24"/>
+        </w:rPr>
+        <w:t xml:space="preserve"> </w:t>
+      </w:r>
+      <w:proofErr w:type="spellStart"/>
+      <w:r>
+        <w:rPr>
+          <w:rFonts w:ascii="Times New Roman" w:eastAsia="Times New Roman" w:hAnsi="Times New Roman" w:cs="Times New Roman"/>
+          <w:color w:val="000000"/>
+          <w:sz w:val="24"/>
+          <w:szCs w:val="24"/>
+        </w:rPr>
+        <w:t>обви́в</w:t>
+      </w:r>
+      <w:proofErr w:type="spellEnd"/>
+      <w:r>
+        <w:rPr>
+          <w:rFonts w:ascii="Times New Roman" w:eastAsia="Times New Roman" w:hAnsi="Times New Roman" w:cs="Times New Roman"/>
+          <w:color w:val="000000"/>
+          <w:sz w:val="24"/>
+          <w:szCs w:val="24"/>
+        </w:rPr>
+        <w:t xml:space="preserve"> і, </w:t>
+      </w:r>
+      <w:proofErr w:type="spellStart"/>
+      <w:r>
+        <w:rPr>
+          <w:rFonts w:ascii="Times New Roman" w:eastAsia="Times New Roman" w:hAnsi="Times New Roman" w:cs="Times New Roman"/>
+          <w:color w:val="000000"/>
+          <w:sz w:val="24"/>
+          <w:szCs w:val="24"/>
+        </w:rPr>
+        <w:t>арома́тами</w:t>
+      </w:r>
+      <w:proofErr w:type="spellEnd"/>
+      <w:r>
+        <w:rPr>
+          <w:rFonts w:ascii="Times New Roman" w:eastAsia="Times New Roman" w:hAnsi="Times New Roman" w:cs="Times New Roman"/>
+          <w:color w:val="000000"/>
+          <w:sz w:val="24"/>
+          <w:szCs w:val="24"/>
+        </w:rPr>
+        <w:t xml:space="preserve"> </w:t>
+      </w:r>
+      <w:proofErr w:type="spellStart"/>
+      <w:r>
+        <w:rPr>
+          <w:rFonts w:ascii="Times New Roman" w:eastAsia="Times New Roman" w:hAnsi="Times New Roman" w:cs="Times New Roman"/>
+          <w:color w:val="000000"/>
+          <w:sz w:val="24"/>
+          <w:szCs w:val="24"/>
+        </w:rPr>
+        <w:t>покри́вши</w:t>
+      </w:r>
+      <w:proofErr w:type="spellEnd"/>
+      <w:r>
+        <w:rPr>
+          <w:rFonts w:ascii="Times New Roman" w:eastAsia="Times New Roman" w:hAnsi="Times New Roman" w:cs="Times New Roman"/>
+          <w:color w:val="000000"/>
+          <w:sz w:val="24"/>
+          <w:szCs w:val="24"/>
+        </w:rPr>
+        <w:t xml:space="preserve">, у </w:t>
+      </w:r>
+      <w:proofErr w:type="spellStart"/>
+      <w:r>
+        <w:rPr>
+          <w:rFonts w:ascii="Times New Roman" w:eastAsia="Times New Roman" w:hAnsi="Times New Roman" w:cs="Times New Roman"/>
+          <w:color w:val="000000"/>
+          <w:sz w:val="24"/>
+          <w:szCs w:val="24"/>
+        </w:rPr>
+        <w:t>гро́бі</w:t>
+      </w:r>
+      <w:proofErr w:type="spellEnd"/>
+      <w:r>
+        <w:rPr>
+          <w:rFonts w:ascii="Times New Roman" w:eastAsia="Times New Roman" w:hAnsi="Times New Roman" w:cs="Times New Roman"/>
+          <w:color w:val="000000"/>
+          <w:sz w:val="24"/>
+          <w:szCs w:val="24"/>
+        </w:rPr>
+        <w:t xml:space="preserve"> </w:t>
+      </w:r>
+      <w:proofErr w:type="spellStart"/>
+      <w:r>
+        <w:rPr>
+          <w:rFonts w:ascii="Times New Roman" w:eastAsia="Times New Roman" w:hAnsi="Times New Roman" w:cs="Times New Roman"/>
+          <w:color w:val="000000"/>
+          <w:sz w:val="24"/>
+          <w:szCs w:val="24"/>
+        </w:rPr>
+        <w:t>нові́м</w:t>
+      </w:r>
+      <w:proofErr w:type="spellEnd"/>
+      <w:r>
+        <w:rPr>
+          <w:rFonts w:ascii="Times New Roman" w:eastAsia="Times New Roman" w:hAnsi="Times New Roman" w:cs="Times New Roman"/>
+          <w:color w:val="000000"/>
+          <w:sz w:val="24"/>
+          <w:szCs w:val="24"/>
+        </w:rPr>
+        <w:t xml:space="preserve"> </w:t>
+      </w:r>
+      <w:proofErr w:type="spellStart"/>
+      <w:r>
+        <w:rPr>
+          <w:rFonts w:ascii="Times New Roman" w:eastAsia="Times New Roman" w:hAnsi="Times New Roman" w:cs="Times New Roman"/>
+          <w:color w:val="000000"/>
+          <w:sz w:val="24"/>
+          <w:szCs w:val="24"/>
+        </w:rPr>
+        <w:t>положи́в</w:t>
+      </w:r>
+      <w:proofErr w:type="spellEnd"/>
+      <w:r>
+        <w:rPr>
+          <w:rFonts w:ascii="Times New Roman" w:eastAsia="Times New Roman" w:hAnsi="Times New Roman" w:cs="Times New Roman"/>
+          <w:color w:val="000000"/>
+          <w:sz w:val="24"/>
+          <w:szCs w:val="24"/>
+        </w:rPr>
+        <w:t xml:space="preserve">;* та по трьох днях </w:t>
+      </w:r>
+      <w:proofErr w:type="spellStart"/>
+      <w:r>
+        <w:rPr>
+          <w:rFonts w:ascii="Times New Roman" w:eastAsia="Times New Roman" w:hAnsi="Times New Roman" w:cs="Times New Roman"/>
+          <w:color w:val="000000"/>
+          <w:sz w:val="24"/>
+          <w:szCs w:val="24"/>
+        </w:rPr>
+        <w:t>воскре́с</w:t>
+      </w:r>
+      <w:proofErr w:type="spellEnd"/>
+      <w:r>
+        <w:rPr>
+          <w:rFonts w:ascii="Times New Roman" w:eastAsia="Times New Roman" w:hAnsi="Times New Roman" w:cs="Times New Roman"/>
+          <w:color w:val="000000"/>
+          <w:sz w:val="24"/>
+          <w:szCs w:val="24"/>
+        </w:rPr>
+        <w:t xml:space="preserve"> єси́, </w:t>
+      </w:r>
+      <w:proofErr w:type="spellStart"/>
+      <w:r>
+        <w:rPr>
+          <w:rFonts w:ascii="Times New Roman" w:eastAsia="Times New Roman" w:hAnsi="Times New Roman" w:cs="Times New Roman"/>
+          <w:color w:val="000000"/>
+          <w:sz w:val="24"/>
+          <w:szCs w:val="24"/>
+        </w:rPr>
+        <w:t>Го́споди</w:t>
+      </w:r>
+      <w:proofErr w:type="spellEnd"/>
+      <w:r>
+        <w:rPr>
+          <w:rFonts w:ascii="Times New Roman" w:eastAsia="Times New Roman" w:hAnsi="Times New Roman" w:cs="Times New Roman"/>
+          <w:color w:val="000000"/>
+          <w:sz w:val="24"/>
+          <w:szCs w:val="24"/>
+        </w:rPr>
+        <w:t xml:space="preserve">,* </w:t>
+      </w:r>
+      <w:proofErr w:type="spellStart"/>
+      <w:r>
+        <w:rPr>
+          <w:rFonts w:ascii="Times New Roman" w:eastAsia="Times New Roman" w:hAnsi="Times New Roman" w:cs="Times New Roman"/>
+          <w:color w:val="000000"/>
+          <w:sz w:val="24"/>
+          <w:szCs w:val="24"/>
+        </w:rPr>
+        <w:t>дару́ючи</w:t>
+      </w:r>
+      <w:proofErr w:type="spellEnd"/>
+      <w:r>
+        <w:rPr>
+          <w:rFonts w:ascii="Times New Roman" w:eastAsia="Times New Roman" w:hAnsi="Times New Roman" w:cs="Times New Roman"/>
+          <w:color w:val="000000"/>
+          <w:sz w:val="24"/>
+          <w:szCs w:val="24"/>
+        </w:rPr>
+        <w:t xml:space="preserve"> </w:t>
+      </w:r>
+      <w:proofErr w:type="spellStart"/>
+      <w:r>
+        <w:rPr>
+          <w:rFonts w:ascii="Times New Roman" w:eastAsia="Times New Roman" w:hAnsi="Times New Roman" w:cs="Times New Roman"/>
+          <w:color w:val="000000"/>
+          <w:sz w:val="24"/>
+          <w:szCs w:val="24"/>
+        </w:rPr>
+        <w:t>сві́тові</w:t>
+      </w:r>
+      <w:proofErr w:type="spellEnd"/>
+      <w:r>
+        <w:rPr>
+          <w:rFonts w:ascii="Times New Roman" w:eastAsia="Times New Roman" w:hAnsi="Times New Roman" w:cs="Times New Roman"/>
+          <w:color w:val="000000"/>
+          <w:sz w:val="24"/>
+          <w:szCs w:val="24"/>
+        </w:rPr>
+        <w:t xml:space="preserve"> </w:t>
+      </w:r>
+      <w:proofErr w:type="spellStart"/>
+      <w:r>
+        <w:rPr>
+          <w:rFonts w:ascii="Times New Roman" w:eastAsia="Times New Roman" w:hAnsi="Times New Roman" w:cs="Times New Roman"/>
+          <w:color w:val="000000"/>
+          <w:sz w:val="24"/>
+          <w:szCs w:val="24"/>
+        </w:rPr>
+        <w:t>вели́ку</w:t>
+      </w:r>
+      <w:proofErr w:type="spellEnd"/>
+      <w:r>
+        <w:rPr>
+          <w:rFonts w:ascii="Times New Roman" w:eastAsia="Times New Roman" w:hAnsi="Times New Roman" w:cs="Times New Roman"/>
+          <w:color w:val="000000"/>
+          <w:sz w:val="24"/>
+          <w:szCs w:val="24"/>
+        </w:rPr>
+        <w:t xml:space="preserve"> </w:t>
+      </w:r>
+      <w:proofErr w:type="spellStart"/>
+      <w:r>
+        <w:rPr>
+          <w:rFonts w:ascii="Times New Roman" w:eastAsia="Times New Roman" w:hAnsi="Times New Roman" w:cs="Times New Roman"/>
+          <w:color w:val="000000"/>
+          <w:sz w:val="24"/>
+          <w:szCs w:val="24"/>
+        </w:rPr>
+        <w:t>ми́лість</w:t>
+      </w:r>
+      <w:proofErr w:type="spellEnd"/>
+      <w:r>
+        <w:rPr>
+          <w:rFonts w:ascii="Times New Roman" w:eastAsia="Times New Roman" w:hAnsi="Times New Roman" w:cs="Times New Roman"/>
+          <w:color w:val="000000"/>
+          <w:sz w:val="24"/>
+          <w:szCs w:val="24"/>
+        </w:rPr>
+        <w:t>.</w:t>
       </w:r>
     </w:p>
     <w:p>
@@ -760,26 +3226,6 @@
         </w:rPr>
         <w:t>Lorem ipsum</w:t>
       </w:r>
-    </w:p>
-    <w:p>
-      <w:pPr>
-        <w:pBdr>
-          <w:top w:val="nil"/>
-          <w:left w:val="nil"/>
-          <w:bottom w:val="nil"/>
-          <w:right w:val="nil"/>
-          <w:between w:val="nil"/>
-        </w:pBdr>
-        <w:spacing w:after="120"/>
-        <w:jc w:val="center"/>
-        <w:rPr>
-          <w:rFonts w:ascii="Times New Roman" w:eastAsia="Times New Roman" w:hAnsi="Times New Roman" w:cs="Times New Roman"/>
-          <w:color w:val="FF0000"/>
-          <w:sz w:val="24"/>
-          <w:szCs w:val="24"/>
-          <w:highlight w:val="white"/>
-        </w:rPr>
-      </w:pPr>
     </w:p>
     <w:sectPr>
       <w:pgSz w:w="11906" w:h="16838"/>
